--- a/document/Readme.docx
+++ b/document/Readme.docx
@@ -66,13 +66,23 @@
         </w:rPr>
         <w:t xml:space="preserve">این نرم‌افزار جهت اجرای خودکار تست‌های استراتژی در </w:t>
       </w:r>
+      <w:proofErr w:type="spellStart"/>
       <w:r>
         <w:rPr>
           <w:rFonts w:cs="B Zar"/>
           <w:b/>
           <w:bCs/>
         </w:rPr>
-        <w:t>MetaTrader 5</w:t>
+        <w:t>MetaTrader</w:t>
+      </w:r>
+      <w:proofErr w:type="spellEnd"/>
+      <w:r>
+        <w:rPr>
+          <w:rFonts w:cs="B Zar"/>
+          <w:b/>
+          <w:bCs/>
+        </w:rPr>
+        <w:t xml:space="preserve"> 5</w:t>
       </w:r>
       <w:r>
         <w:rPr>
@@ -253,11 +263,19 @@
           <w:rFonts w:cs="B Zar"/>
         </w:rPr>
       </w:pPr>
-      <w:r>
-        <w:rPr>
-          <w:rFonts w:cs="B Zar"/>
-        </w:rPr>
-        <w:t>MetaTrader 5</w:t>
+      <w:proofErr w:type="spellStart"/>
+      <w:r>
+        <w:rPr>
+          <w:rFonts w:cs="B Zar"/>
+        </w:rPr>
+        <w:t>MetaTrader</w:t>
+      </w:r>
+      <w:proofErr w:type="spellEnd"/>
+      <w:r>
+        <w:rPr>
+          <w:rFonts w:cs="B Zar"/>
+        </w:rPr>
+        <w:t xml:space="preserve"> 5</w:t>
       </w:r>
       <w:r>
         <w:rPr>
@@ -341,11 +359,19 @@
         </w:rPr>
         <w:t xml:space="preserve"> نصب </w:t>
       </w:r>
-      <w:r>
-        <w:rPr>
-          <w:rFonts w:cs="B Zar"/>
-        </w:rPr>
-        <w:t>MetaTrader 5</w:t>
+      <w:proofErr w:type="spellStart"/>
+      <w:r>
+        <w:rPr>
+          <w:rFonts w:cs="B Zar"/>
+        </w:rPr>
+        <w:t>MetaTrader</w:t>
+      </w:r>
+      <w:proofErr w:type="spellEnd"/>
+      <w:r>
+        <w:rPr>
+          <w:rFonts w:cs="B Zar"/>
+        </w:rPr>
+        <w:t xml:space="preserve"> 5</w:t>
       </w:r>
       <w:r>
         <w:rPr>
@@ -1201,12 +1227,14 @@
           <w:rFonts w:cs="B Zar"/>
         </w:rPr>
       </w:pPr>
-      <w:r>
-        <w:rPr>
-          <w:rFonts w:cs="B Zar"/>
-        </w:rPr>
-        <w:t xml:space="preserve">TerminalPath </w:t>
-      </w:r>
+      <w:proofErr w:type="spellStart"/>
+      <w:r>
+        <w:rPr>
+          <w:rFonts w:cs="B Zar"/>
+        </w:rPr>
+        <w:t>TerminalPath</w:t>
+      </w:r>
+      <w:proofErr w:type="spellEnd"/>
       <w:r>
         <w:rPr>
           <w:rFonts w:cs="B Zar" w:hint="cs"/>
@@ -1241,12 +1269,14 @@
           <w:rtl/>
         </w:rPr>
       </w:pPr>
-      <w:r>
-        <w:rPr>
-          <w:rFonts w:cs="B Zar"/>
-        </w:rPr>
-        <w:t xml:space="preserve">DataFolderPath </w:t>
-      </w:r>
+      <w:proofErr w:type="spellStart"/>
+      <w:r>
+        <w:rPr>
+          <w:rFonts w:cs="B Zar"/>
+        </w:rPr>
+        <w:t>DataFolderPath</w:t>
+      </w:r>
+      <w:proofErr w:type="spellEnd"/>
       <w:r>
         <w:rPr>
           <w:rFonts w:cs="B Zar" w:hint="cs"/>
@@ -1757,6 +1787,7 @@
           <w:lang w:bidi="fa-IR"/>
         </w:rPr>
       </w:pPr>
+      <w:proofErr w:type="spellStart"/>
       <w:r>
         <w:rPr>
           <w:rFonts w:cs="B Zar"/>
@@ -1764,6 +1795,7 @@
         </w:rPr>
         <w:t>FromDate</w:t>
       </w:r>
+      <w:proofErr w:type="spellEnd"/>
       <w:r>
         <w:rPr>
           <w:rFonts w:cs="B Zar" w:hint="cs"/>
@@ -1816,6 +1848,7 @@
           <w:lang w:bidi="fa-IR"/>
         </w:rPr>
       </w:pPr>
+      <w:proofErr w:type="spellStart"/>
       <w:r>
         <w:rPr>
           <w:rFonts w:cs="B Zar"/>
@@ -1823,6 +1856,7 @@
         </w:rPr>
         <w:t>ToDate</w:t>
       </w:r>
+      <w:proofErr w:type="spellEnd"/>
       <w:r>
         <w:rPr>
           <w:rFonts w:cs="B Zar" w:hint="cs"/>
@@ -1956,12 +1990,14 @@
         </w:rPr>
         <w:t>ورودی های اکسپرت (</w:t>
       </w:r>
+      <w:proofErr w:type="spellStart"/>
       <w:r>
         <w:rPr>
           <w:rFonts w:cs="B Zar"/>
         </w:rPr>
         <w:t>TesterInputs</w:t>
       </w:r>
+      <w:proofErr w:type="spellEnd"/>
       <w:r>
         <w:rPr>
           <w:rFonts w:cs="B Zar" w:hint="cs"/>
@@ -2654,12 +2690,14 @@
         </w:rPr>
         <w:t xml:space="preserve">برنامه متا تریدر در ابتدا فایل </w:t>
       </w:r>
+      <w:proofErr w:type="spellStart"/>
       <w:r>
         <w:rPr>
           <w:rFonts w:cs="B Zar"/>
         </w:rPr>
         <w:t>htm</w:t>
       </w:r>
+      <w:proofErr w:type="spellEnd"/>
       <w:r>
         <w:rPr>
           <w:rFonts w:cs="B Zar" w:hint="cs"/>
@@ -2712,6 +2750,7 @@
           <w:lang w:bidi="fa-IR"/>
         </w:rPr>
       </w:pPr>
+      <w:proofErr w:type="gramStart"/>
       <w:r>
         <w:rPr>
           <w:rFonts w:cs="B Zar"/>
@@ -2722,7 +2761,14 @@
         <w:rPr>
           <w:rFonts w:cs="B Zar"/>
         </w:rPr>
-        <w:t>{ Pass number }</w:t>
+        <w:t>{ Pass</w:t>
+      </w:r>
+      <w:proofErr w:type="gramEnd"/>
+      <w:r>
+        <w:rPr>
+          <w:rFonts w:cs="B Zar"/>
+        </w:rPr>
+        <w:t xml:space="preserve"> number }</w:t>
       </w:r>
       <w:r>
         <w:rPr>
@@ -2734,7 +2780,21 @@
         <w:rPr>
           <w:rFonts w:cs="B Zar"/>
         </w:rPr>
-        <w:t>{ TimeStamp }</w:t>
+        <w:t xml:space="preserve">{ </w:t>
+      </w:r>
+      <w:proofErr w:type="spellStart"/>
+      <w:r>
+        <w:rPr>
+          <w:rFonts w:cs="B Zar"/>
+        </w:rPr>
+        <w:t>TimeStamp</w:t>
+      </w:r>
+      <w:proofErr w:type="spellEnd"/>
+      <w:r>
+        <w:rPr>
+          <w:rFonts w:cs="B Zar"/>
+        </w:rPr>
+        <w:t xml:space="preserve"> }</w:t>
       </w:r>
       <w:r>
         <w:rPr>
@@ -2749,6 +2809,7 @@
           <w:rFonts w:cs="B Zar"/>
         </w:rPr>
       </w:pPr>
+      <w:proofErr w:type="gramStart"/>
       <w:r>
         <w:rPr>
           <w:rFonts w:cs="B Zar"/>
@@ -2759,7 +2820,14 @@
         <w:rPr>
           <w:rFonts w:cs="B Zar"/>
         </w:rPr>
-        <w:t>{ Pass number }</w:t>
+        <w:t>{ Pass</w:t>
+      </w:r>
+      <w:proofErr w:type="gramEnd"/>
+      <w:r>
+        <w:rPr>
+          <w:rFonts w:cs="B Zar"/>
+        </w:rPr>
+        <w:t xml:space="preserve"> number }</w:t>
       </w:r>
       <w:r>
         <w:rPr>
@@ -2771,7 +2839,21 @@
         <w:rPr>
           <w:rFonts w:cs="B Zar"/>
         </w:rPr>
-        <w:t>{ TimeStamp }</w:t>
+        <w:t xml:space="preserve">{ </w:t>
+      </w:r>
+      <w:proofErr w:type="spellStart"/>
+      <w:r>
+        <w:rPr>
+          <w:rFonts w:cs="B Zar"/>
+        </w:rPr>
+        <w:t>TimeStamp</w:t>
+      </w:r>
+      <w:proofErr w:type="spellEnd"/>
+      <w:r>
+        <w:rPr>
+          <w:rFonts w:cs="B Zar"/>
+        </w:rPr>
+        <w:t xml:space="preserve"> }</w:t>
       </w:r>
       <w:r>
         <w:rPr>
@@ -2779,12 +2861,22 @@
         </w:rPr>
         <w:t>.</w:t>
       </w:r>
+      <w:proofErr w:type="spellStart"/>
       <w:r>
         <w:rPr>
           <w:rFonts w:cs="B Zar"/>
         </w:rPr>
         <w:t>htm</w:t>
       </w:r>
+      <w:proofErr w:type="spellEnd"/>
+    </w:p>
+    <w:p>
+      <w:pPr>
+        <w:bidi/>
+        <w:rPr>
+          <w:rFonts w:cs="B Zar"/>
+        </w:rPr>
+      </w:pPr>
     </w:p>
     <w:p>
       <w:pPr>
@@ -2962,7 +3054,8 @@
       <w:pPr>
         <w:bidi/>
         <w:rPr>
-          <w:rFonts w:cs="B Zar"/>
+          <w:rFonts w:ascii="Segoe UI Emoji" w:hAnsi="Segoe UI Emoji" w:cs="Segoe UI Emoji"/>
+          <w:rtl/>
         </w:rPr>
       </w:pPr>
       <w:r>
@@ -2991,6 +3084,14 @@
         </w:rPr>
         <w:t>Top of FormBottom of Form</w:t>
       </w:r>
+    </w:p>
+    <w:p>
+      <w:pPr>
+        <w:bidi/>
+        <w:rPr>
+          <w:rFonts w:cs="B Zar"/>
+        </w:rPr>
+      </w:pPr>
     </w:p>
     <w:p>
       <w:pPr>
@@ -3156,6 +3257,188 @@
           <w:rFonts w:cs="B Zar"/>
           <w:sz w:val="24"/>
           <w:szCs w:val="24"/>
+          <w:rtl/>
+          <w:lang w:bidi="fa-IR"/>
+        </w:rPr>
+      </w:pPr>
+    </w:p>
+    <w:p>
+      <w:pPr>
+        <w:bidi/>
+        <w:jc w:val="both"/>
+        <w:rPr>
+          <w:rFonts w:cs="B Zar"/>
+          <w:sz w:val="24"/>
+          <w:szCs w:val="24"/>
+          <w:lang w:bidi="fa-IR"/>
+        </w:rPr>
+      </w:pPr>
+    </w:p>
+    <w:p>
+      <w:pPr>
+        <w:bidi/>
+        <w:jc w:val="both"/>
+        <w:rPr>
+          <w:rFonts w:cs="B Zar"/>
+          <w:b/>
+          <w:bCs/>
+          <w:sz w:val="24"/>
+          <w:szCs w:val="24"/>
+          <w:rtl/>
+          <w:lang w:bidi="fa-IR"/>
+        </w:rPr>
+      </w:pPr>
+      <w:r>
+        <w:rPr>
+          <w:rFonts w:cs="B Zar" w:hint="cs"/>
+          <w:b/>
+          <w:bCs/>
+          <w:sz w:val="24"/>
+          <w:szCs w:val="24"/>
+          <w:rtl/>
+          <w:lang w:bidi="fa-IR"/>
+        </w:rPr>
+        <w:t>تغییرات نسخه ها:</w:t>
+      </w:r>
+    </w:p>
+    <w:p>
+      <w:pPr>
+        <w:pStyle w:val="ListParagraph"/>
+        <w:numPr>
+          <w:ilvl w:val="0"/>
+          <w:numId w:val="19"/>
+        </w:numPr>
+        <w:bidi/>
+        <w:jc w:val="both"/>
+        <w:rPr>
+          <w:rFonts w:cs="B Zar"/>
+          <w:sz w:val="24"/>
+          <w:szCs w:val="24"/>
+          <w:lang w:bidi="fa-IR"/>
+        </w:rPr>
+      </w:pPr>
+      <w:r>
+        <w:rPr>
+          <w:rFonts w:cs="B Zar"/>
+          <w:sz w:val="24"/>
+          <w:szCs w:val="24"/>
+          <w:lang w:bidi="fa-IR"/>
+        </w:rPr>
+        <w:t>V1.0.1</w:t>
+      </w:r>
+      <w:r>
+        <w:rPr>
+          <w:rFonts w:cs="B Zar" w:hint="cs"/>
+          <w:sz w:val="24"/>
+          <w:szCs w:val="24"/>
+          <w:rtl/>
+          <w:lang w:bidi="fa-IR"/>
+        </w:rPr>
+        <w:t>:</w:t>
+      </w:r>
+    </w:p>
+    <w:p>
+      <w:pPr>
+        <w:pStyle w:val="ListParagraph"/>
+        <w:numPr>
+          <w:ilvl w:val="1"/>
+          <w:numId w:val="19"/>
+        </w:numPr>
+        <w:bidi/>
+        <w:jc w:val="both"/>
+        <w:rPr>
+          <w:rFonts w:cs="B Zar"/>
+          <w:sz w:val="24"/>
+          <w:szCs w:val="24"/>
+          <w:lang w:bidi="fa-IR"/>
+        </w:rPr>
+      </w:pPr>
+      <w:r>
+        <w:rPr>
+          <w:rFonts w:cs="B Zar" w:hint="cs"/>
+          <w:sz w:val="24"/>
+          <w:szCs w:val="24"/>
+          <w:rtl/>
+          <w:lang w:bidi="fa-IR"/>
+        </w:rPr>
+        <w:t>جداسازی شیت دیتا از شیت عکس ها در خروجی.</w:t>
+      </w:r>
+    </w:p>
+    <w:p>
+      <w:pPr>
+        <w:pStyle w:val="ListParagraph"/>
+        <w:numPr>
+          <w:ilvl w:val="1"/>
+          <w:numId w:val="19"/>
+        </w:numPr>
+        <w:bidi/>
+        <w:jc w:val="both"/>
+        <w:rPr>
+          <w:rFonts w:cs="B Zar"/>
+          <w:sz w:val="24"/>
+          <w:szCs w:val="24"/>
+          <w:rtl/>
+          <w:lang w:bidi="fa-IR"/>
+        </w:rPr>
+      </w:pPr>
+      <w:r>
+        <w:rPr>
+          <w:rFonts w:cs="B Zar" w:hint="cs"/>
+          <w:sz w:val="24"/>
+          <w:szCs w:val="24"/>
+          <w:rtl/>
+          <w:lang w:bidi="fa-IR"/>
+        </w:rPr>
+        <w:t xml:space="preserve">عدم حذف </w:t>
+      </w:r>
+      <w:r>
+        <w:rPr>
+          <w:rFonts w:cs="B Zar"/>
+          <w:sz w:val="24"/>
+          <w:szCs w:val="24"/>
+          <w:lang w:bidi="fa-IR"/>
+        </w:rPr>
+        <w:t>“_”</w:t>
+      </w:r>
+      <w:r>
+        <w:rPr>
+          <w:rFonts w:cs="B Zar" w:hint="cs"/>
+          <w:sz w:val="24"/>
+          <w:szCs w:val="24"/>
+          <w:rtl/>
+          <w:lang w:bidi="fa-IR"/>
+        </w:rPr>
+        <w:t xml:space="preserve"> پس از خواندن ورودی ها از فایل </w:t>
+      </w:r>
+      <w:r>
+        <w:rPr>
+          <w:rFonts w:cs="B Zar"/>
+          <w:sz w:val="24"/>
+          <w:szCs w:val="24"/>
+          <w:lang w:bidi="fa-IR"/>
+        </w:rPr>
+        <w:t>csv</w:t>
+      </w:r>
+      <w:r>
+        <w:rPr>
+          <w:rFonts w:cs="B Zar" w:hint="cs"/>
+          <w:sz w:val="24"/>
+          <w:szCs w:val="24"/>
+          <w:rtl/>
+          <w:lang w:bidi="fa-IR"/>
+        </w:rPr>
+        <w:t>.</w:t>
+      </w:r>
+    </w:p>
+    <w:p>
+      <w:pPr>
+        <w:bidi/>
+        <w:jc w:val="both"/>
+        <w:rPr>
+          <w:rFonts w:cs="B Zar" w:hint="cs"/>
+          <w:sz w:val="24"/>
+          <w:szCs w:val="24"/>
+          <w:rtl/>
           <w:lang w:bidi="fa-IR"/>
         </w:rPr>
       </w:pPr>
@@ -3485,6 +3768,119 @@
     </w:lvl>
   </w:abstractNum>
   <w:abstractNum w:abstractNumId="2" w15:restartNumberingAfterBreak="0">
+    <w:nsid w:val="11EE0AE2"/>
+    <w:multiLevelType w:val="hybridMultilevel"/>
+    <w:tmpl w:val="568004B4"/>
+    <w:lvl w:ilvl="0" w:tplc="04090001">
+      <w:start w:val="1"/>
+      <w:numFmt w:val="bullet"/>
+      <w:lvlText w:val=""/>
+      <w:lvlJc w:val="left"/>
+      <w:pPr>
+        <w:ind w:left="720" w:hanging="360"/>
+      </w:pPr>
+      <w:rPr>
+        <w:rFonts w:ascii="Symbol" w:hAnsi="Symbol" w:hint="default"/>
+      </w:rPr>
+    </w:lvl>
+    <w:lvl w:ilvl="1" w:tplc="04090003">
+      <w:start w:val="1"/>
+      <w:numFmt w:val="bullet"/>
+      <w:lvlText w:val="o"/>
+      <w:lvlJc w:val="left"/>
+      <w:pPr>
+        <w:ind w:left="1440" w:hanging="360"/>
+      </w:pPr>
+      <w:rPr>
+        <w:rFonts w:ascii="Courier New" w:hAnsi="Courier New" w:cs="Courier New" w:hint="default"/>
+      </w:rPr>
+    </w:lvl>
+    <w:lvl w:ilvl="2" w:tplc="04090005" w:tentative="1">
+      <w:start w:val="1"/>
+      <w:numFmt w:val="bullet"/>
+      <w:lvlText w:val=""/>
+      <w:lvlJc w:val="left"/>
+      <w:pPr>
+        <w:ind w:left="2160" w:hanging="360"/>
+      </w:pPr>
+      <w:rPr>
+        <w:rFonts w:ascii="Wingdings" w:hAnsi="Wingdings" w:hint="default"/>
+      </w:rPr>
+    </w:lvl>
+    <w:lvl w:ilvl="3" w:tplc="04090001" w:tentative="1">
+      <w:start w:val="1"/>
+      <w:numFmt w:val="bullet"/>
+      <w:lvlText w:val=""/>
+      <w:lvlJc w:val="left"/>
+      <w:pPr>
+        <w:ind w:left="2880" w:hanging="360"/>
+      </w:pPr>
+      <w:rPr>
+        <w:rFonts w:ascii="Symbol" w:hAnsi="Symbol" w:hint="default"/>
+      </w:rPr>
+    </w:lvl>
+    <w:lvl w:ilvl="4" w:tplc="04090003" w:tentative="1">
+      <w:start w:val="1"/>
+      <w:numFmt w:val="bullet"/>
+      <w:lvlText w:val="o"/>
+      <w:lvlJc w:val="left"/>
+      <w:pPr>
+        <w:ind w:left="3600" w:hanging="360"/>
+      </w:pPr>
+      <w:rPr>
+        <w:rFonts w:ascii="Courier New" w:hAnsi="Courier New" w:cs="Courier New" w:hint="default"/>
+      </w:rPr>
+    </w:lvl>
+    <w:lvl w:ilvl="5" w:tplc="04090005" w:tentative="1">
+      <w:start w:val="1"/>
+      <w:numFmt w:val="bullet"/>
+      <w:lvlText w:val=""/>
+      <w:lvlJc w:val="left"/>
+      <w:pPr>
+        <w:ind w:left="4320" w:hanging="360"/>
+      </w:pPr>
+      <w:rPr>
+        <w:rFonts w:ascii="Wingdings" w:hAnsi="Wingdings" w:hint="default"/>
+      </w:rPr>
+    </w:lvl>
+    <w:lvl w:ilvl="6" w:tplc="04090001" w:tentative="1">
+      <w:start w:val="1"/>
+      <w:numFmt w:val="bullet"/>
+      <w:lvlText w:val=""/>
+      <w:lvlJc w:val="left"/>
+      <w:pPr>
+        <w:ind w:left="5040" w:hanging="360"/>
+      </w:pPr>
+      <w:rPr>
+        <w:rFonts w:ascii="Symbol" w:hAnsi="Symbol" w:hint="default"/>
+      </w:rPr>
+    </w:lvl>
+    <w:lvl w:ilvl="7" w:tplc="04090003" w:tentative="1">
+      <w:start w:val="1"/>
+      <w:numFmt w:val="bullet"/>
+      <w:lvlText w:val="o"/>
+      <w:lvlJc w:val="left"/>
+      <w:pPr>
+        <w:ind w:left="5760" w:hanging="360"/>
+      </w:pPr>
+      <w:rPr>
+        <w:rFonts w:ascii="Courier New" w:hAnsi="Courier New" w:cs="Courier New" w:hint="default"/>
+      </w:rPr>
+    </w:lvl>
+    <w:lvl w:ilvl="8" w:tplc="04090005" w:tentative="1">
+      <w:start w:val="1"/>
+      <w:numFmt w:val="bullet"/>
+      <w:lvlText w:val=""/>
+      <w:lvlJc w:val="left"/>
+      <w:pPr>
+        <w:ind w:left="6480" w:hanging="360"/>
+      </w:pPr>
+      <w:rPr>
+        <w:rFonts w:ascii="Wingdings" w:hAnsi="Wingdings" w:hint="default"/>
+      </w:rPr>
+    </w:lvl>
+  </w:abstractNum>
+  <w:abstractNum w:abstractNumId="3" w15:restartNumberingAfterBreak="0">
     <w:nsid w:val="198B1BF2"/>
     <w:multiLevelType w:val="multilevel"/>
     <w:tmpl w:val="9A484E10"/>
@@ -3598,7 +3994,7 @@
       </w:pPr>
     </w:lvl>
   </w:abstractNum>
-  <w:abstractNum w:abstractNumId="3" w15:restartNumberingAfterBreak="0">
+  <w:abstractNum w:abstractNumId="4" w15:restartNumberingAfterBreak="0">
     <w:nsid w:val="1F232ABD"/>
     <w:multiLevelType w:val="multilevel"/>
     <w:tmpl w:val="176864F0"/>
@@ -3720,7 +4116,7 @@
       </w:pPr>
     </w:lvl>
   </w:abstractNum>
-  <w:abstractNum w:abstractNumId="4" w15:restartNumberingAfterBreak="0">
+  <w:abstractNum w:abstractNumId="5" w15:restartNumberingAfterBreak="0">
     <w:nsid w:val="20B6259F"/>
     <w:multiLevelType w:val="multilevel"/>
     <w:tmpl w:val="DB2E1BDE"/>
@@ -3837,7 +4233,7 @@
       </w:pPr>
     </w:lvl>
   </w:abstractNum>
-  <w:abstractNum w:abstractNumId="5" w15:restartNumberingAfterBreak="0">
+  <w:abstractNum w:abstractNumId="6" w15:restartNumberingAfterBreak="0">
     <w:nsid w:val="27C86205"/>
     <w:multiLevelType w:val="multilevel"/>
     <w:tmpl w:val="DB2E1BDE"/>
@@ -3954,7 +4350,7 @@
       </w:pPr>
     </w:lvl>
   </w:abstractNum>
-  <w:abstractNum w:abstractNumId="6" w15:restartNumberingAfterBreak="0">
+  <w:abstractNum w:abstractNumId="7" w15:restartNumberingAfterBreak="0">
     <w:nsid w:val="28377A8E"/>
     <w:multiLevelType w:val="multilevel"/>
     <w:tmpl w:val="DB2E1BDE"/>
@@ -4071,7 +4467,7 @@
       </w:pPr>
     </w:lvl>
   </w:abstractNum>
-  <w:abstractNum w:abstractNumId="7" w15:restartNumberingAfterBreak="0">
+  <w:abstractNum w:abstractNumId="8" w15:restartNumberingAfterBreak="0">
     <w:nsid w:val="34A4298F"/>
     <w:multiLevelType w:val="multilevel"/>
     <w:tmpl w:val="176864F0"/>
@@ -4192,7 +4588,7 @@
       </w:pPr>
     </w:lvl>
   </w:abstractNum>
-  <w:abstractNum w:abstractNumId="8" w15:restartNumberingAfterBreak="0">
+  <w:abstractNum w:abstractNumId="9" w15:restartNumberingAfterBreak="0">
     <w:nsid w:val="422B20C0"/>
     <w:multiLevelType w:val="multilevel"/>
     <w:tmpl w:val="DB2E1BDE"/>
@@ -4309,7 +4705,7 @@
       </w:pPr>
     </w:lvl>
   </w:abstractNum>
-  <w:abstractNum w:abstractNumId="9" w15:restartNumberingAfterBreak="0">
+  <w:abstractNum w:abstractNumId="10" w15:restartNumberingAfterBreak="0">
     <w:nsid w:val="48D96F15"/>
     <w:multiLevelType w:val="hybridMultilevel"/>
     <w:tmpl w:val="ACDCFA96"/>
@@ -4422,7 +4818,7 @@
       </w:rPr>
     </w:lvl>
   </w:abstractNum>
-  <w:abstractNum w:abstractNumId="10" w15:restartNumberingAfterBreak="0">
+  <w:abstractNum w:abstractNumId="11" w15:restartNumberingAfterBreak="0">
     <w:nsid w:val="49F804C5"/>
     <w:multiLevelType w:val="hybridMultilevel"/>
     <w:tmpl w:val="44643DD2"/>
@@ -4535,7 +4931,7 @@
       </w:rPr>
     </w:lvl>
   </w:abstractNum>
-  <w:abstractNum w:abstractNumId="11" w15:restartNumberingAfterBreak="0">
+  <w:abstractNum w:abstractNumId="12" w15:restartNumberingAfterBreak="0">
     <w:nsid w:val="4A4E62AC"/>
     <w:multiLevelType w:val="multilevel"/>
     <w:tmpl w:val="2562829E"/>
@@ -4649,7 +5045,7 @@
       </w:pPr>
     </w:lvl>
   </w:abstractNum>
-  <w:abstractNum w:abstractNumId="12" w15:restartNumberingAfterBreak="0">
+  <w:abstractNum w:abstractNumId="13" w15:restartNumberingAfterBreak="0">
     <w:nsid w:val="59AF55B6"/>
     <w:multiLevelType w:val="multilevel"/>
     <w:tmpl w:val="DB2E1BDE"/>
@@ -4766,7 +5162,7 @@
       </w:pPr>
     </w:lvl>
   </w:abstractNum>
-  <w:abstractNum w:abstractNumId="13" w15:restartNumberingAfterBreak="0">
+  <w:abstractNum w:abstractNumId="14" w15:restartNumberingAfterBreak="0">
     <w:nsid w:val="5CBE3B98"/>
     <w:multiLevelType w:val="multilevel"/>
     <w:tmpl w:val="DB2E1BDE"/>
@@ -4883,7 +5279,7 @@
       </w:pPr>
     </w:lvl>
   </w:abstractNum>
-  <w:abstractNum w:abstractNumId="14" w15:restartNumberingAfterBreak="0">
+  <w:abstractNum w:abstractNumId="15" w15:restartNumberingAfterBreak="0">
     <w:nsid w:val="5CCE0B73"/>
     <w:multiLevelType w:val="hybridMultilevel"/>
     <w:tmpl w:val="BEFC395A"/>
@@ -4996,7 +5392,7 @@
       </w:rPr>
     </w:lvl>
   </w:abstractNum>
-  <w:abstractNum w:abstractNumId="15" w15:restartNumberingAfterBreak="0">
+  <w:abstractNum w:abstractNumId="16" w15:restartNumberingAfterBreak="0">
     <w:nsid w:val="61CF0E49"/>
     <w:multiLevelType w:val="multilevel"/>
     <w:tmpl w:val="DB2E1BDE"/>
@@ -5113,7 +5509,7 @@
       </w:pPr>
     </w:lvl>
   </w:abstractNum>
-  <w:abstractNum w:abstractNumId="16" w15:restartNumberingAfterBreak="0">
+  <w:abstractNum w:abstractNumId="17" w15:restartNumberingAfterBreak="0">
     <w:nsid w:val="702509C7"/>
     <w:multiLevelType w:val="hybridMultilevel"/>
     <w:tmpl w:val="87F41CB6"/>
@@ -5226,7 +5622,7 @@
       </w:rPr>
     </w:lvl>
   </w:abstractNum>
-  <w:abstractNum w:abstractNumId="17" w15:restartNumberingAfterBreak="0">
+  <w:abstractNum w:abstractNumId="18" w15:restartNumberingAfterBreak="0">
     <w:nsid w:val="75104283"/>
     <w:multiLevelType w:val="multilevel"/>
     <w:tmpl w:val="DB2E1BDE"/>
@@ -5344,58 +5740,61 @@
     </w:lvl>
   </w:abstractNum>
   <w:num w:numId="1" w16cid:durableId="1727099908">
-    <w:abstractNumId w:val="7"/>
+    <w:abstractNumId w:val="8"/>
   </w:num>
   <w:num w:numId="2" w16cid:durableId="1409426172">
-    <w:abstractNumId w:val="2"/>
+    <w:abstractNumId w:val="3"/>
   </w:num>
   <w:num w:numId="3" w16cid:durableId="879826544">
-    <w:abstractNumId w:val="16"/>
+    <w:abstractNumId w:val="17"/>
   </w:num>
   <w:num w:numId="4" w16cid:durableId="1654216468">
-    <w:abstractNumId w:val="14"/>
+    <w:abstractNumId w:val="15"/>
   </w:num>
   <w:num w:numId="5" w16cid:durableId="1456094468">
     <w:abstractNumId w:val="0"/>
   </w:num>
   <w:num w:numId="6" w16cid:durableId="1265187798">
-    <w:abstractNumId w:val="3"/>
+    <w:abstractNumId w:val="4"/>
   </w:num>
   <w:num w:numId="7" w16cid:durableId="913122688">
+    <w:abstractNumId w:val="10"/>
+  </w:num>
+  <w:num w:numId="8" w16cid:durableId="1209338231">
+    <w:abstractNumId w:val="11"/>
+  </w:num>
+  <w:num w:numId="9" w16cid:durableId="774329766">
+    <w:abstractNumId w:val="12"/>
+  </w:num>
+  <w:num w:numId="10" w16cid:durableId="1706324668">
+    <w:abstractNumId w:val="13"/>
+  </w:num>
+  <w:num w:numId="11" w16cid:durableId="1356081532">
     <w:abstractNumId w:val="9"/>
   </w:num>
-  <w:num w:numId="8" w16cid:durableId="1209338231">
-    <w:abstractNumId w:val="10"/>
+  <w:num w:numId="12" w16cid:durableId="1569878848">
+    <w:abstractNumId w:val="7"/>
   </w:num>
-  <w:num w:numId="9" w16cid:durableId="774329766">
-    <w:abstractNumId w:val="11"/>
-  </w:num>
-  <w:num w:numId="10" w16cid:durableId="1706324668">
-    <w:abstractNumId w:val="12"/>
-  </w:num>
-  <w:num w:numId="11" w16cid:durableId="1356081532">
-    <w:abstractNumId w:val="8"/>
-  </w:num>
-  <w:num w:numId="12" w16cid:durableId="1569878848">
+  <w:num w:numId="13" w16cid:durableId="1093893025">
     <w:abstractNumId w:val="6"/>
   </w:num>
-  <w:num w:numId="13" w16cid:durableId="1093893025">
+  <w:num w:numId="14" w16cid:durableId="701132332">
+    <w:abstractNumId w:val="16"/>
+  </w:num>
+  <w:num w:numId="15" w16cid:durableId="1303539386">
     <w:abstractNumId w:val="5"/>
   </w:num>
-  <w:num w:numId="14" w16cid:durableId="701132332">
-    <w:abstractNumId w:val="15"/>
-  </w:num>
-  <w:num w:numId="15" w16cid:durableId="1303539386">
-    <w:abstractNumId w:val="4"/>
-  </w:num>
   <w:num w:numId="16" w16cid:durableId="1897663264">
-    <w:abstractNumId w:val="17"/>
+    <w:abstractNumId w:val="18"/>
   </w:num>
   <w:num w:numId="17" w16cid:durableId="1538816624">
-    <w:abstractNumId w:val="13"/>
+    <w:abstractNumId w:val="14"/>
   </w:num>
   <w:num w:numId="18" w16cid:durableId="655913313">
     <w:abstractNumId w:val="1"/>
+  </w:num>
+  <w:num w:numId="19" w16cid:durableId="497036868">
+    <w:abstractNumId w:val="2"/>
   </w:num>
 </w:numbering>
 </file>

--- a/document/Readme.docx
+++ b/document/Readme.docx
@@ -4,85 +4,64 @@
   <w:body>
     <w:p>
       <w:pPr>
+        <w:pStyle w:val="Heading1"/>
+        <w:bidi/>
+        <w:jc w:val="center"/>
+        <w:rPr>
+          <w:rFonts w:cs="B Zar"/>
+          <w:rtl/>
+        </w:rPr>
+      </w:pPr>
+      <w:bookmarkStart w:id="0" w:name="_Hlk189739914"/>
+      <w:bookmarkEnd w:id="0"/>
+      <w:r>
+        <w:rPr>
+          <w:rFonts w:cs="B Zar"/>
+          <w:rtl/>
+        </w:rPr>
+        <w:t xml:space="preserve">راهنمای استفاده از نرم‌افزار </w:t>
+      </w:r>
+      <w:r>
+        <w:rPr>
+          <w:rFonts w:cs="B Zar"/>
+        </w:rPr>
+        <w:t>Meta5AutoTestRunner</w:t>
+      </w:r>
+    </w:p>
+    <w:p>
+      <w:pPr>
         <w:bidi/>
         <w:jc w:val="center"/>
         <w:rPr>
           <w:rFonts w:cs="B Zar"/>
           <w:b/>
           <w:bCs/>
-          <w:sz w:val="32"/>
-          <w:szCs w:val="32"/>
-          <w:rtl/>
-        </w:rPr>
-      </w:pPr>
-      <w:bookmarkStart w:id="0" w:name="_Hlk189739914"/>
-      <w:bookmarkEnd w:id="0"/>
+          <w:rtl/>
+        </w:rPr>
+      </w:pPr>
+    </w:p>
+    <w:p>
+      <w:pPr>
+        <w:bidi/>
+        <w:rPr>
+          <w:rFonts w:cs="B Zar"/>
+          <w:rtl/>
+        </w:rPr>
+      </w:pPr>
+      <w:r>
+        <w:rPr>
+          <w:rFonts w:cs="B Zar"/>
+          <w:rtl/>
+        </w:rPr>
+        <w:t>این نرم‌افزار جهت اجرای خودکار تست‌های استراتژی در</w:t>
+      </w:r>
       <w:r>
         <w:rPr>
           <w:rFonts w:cs="B Zar"/>
           <w:b/>
           <w:bCs/>
-          <w:sz w:val="32"/>
-          <w:szCs w:val="32"/>
-          <w:rtl/>
-        </w:rPr>
-        <w:t xml:space="preserve">راهنمای استفاده از نرم‌افزار </w:t>
-      </w:r>
-      <w:r>
-        <w:rPr>
-          <w:rFonts w:cs="B Zar"/>
-          <w:b/>
-          <w:bCs/>
-          <w:sz w:val="32"/>
-          <w:szCs w:val="32"/>
-        </w:rPr>
-        <w:t>Meta5AutoTestRunner</w:t>
-      </w:r>
-    </w:p>
-    <w:p>
-      <w:pPr>
-        <w:bidi/>
-        <w:jc w:val="center"/>
-        <w:rPr>
-          <w:rFonts w:cs="B Zar"/>
-          <w:b/>
-          <w:bCs/>
-          <w:rtl/>
-        </w:rPr>
-      </w:pPr>
-    </w:p>
-    <w:p>
-      <w:pPr>
-        <w:bidi/>
-        <w:rPr>
-          <w:rFonts w:cs="B Zar"/>
-          <w:rtl/>
-        </w:rPr>
-      </w:pPr>
-      <w:r>
-        <w:rPr>
-          <w:rFonts w:cs="B Zar"/>
-          <w:rtl/>
-        </w:rPr>
-        <w:t xml:space="preserve">این نرم‌افزار جهت اجرای خودکار تست‌های استراتژی در </w:t>
-      </w:r>
-      <w:proofErr w:type="spellStart"/>
-      <w:r>
-        <w:rPr>
-          <w:rFonts w:cs="B Zar"/>
-          <w:b/>
-          <w:bCs/>
-        </w:rPr>
-        <w:t>MetaTrader</w:t>
-      </w:r>
-      <w:proofErr w:type="spellEnd"/>
-      <w:r>
-        <w:rPr>
-          <w:rFonts w:cs="B Zar"/>
-          <w:b/>
-          <w:bCs/>
-        </w:rPr>
-        <w:t xml:space="preserve"> 5</w:t>
+        </w:rPr>
+        <w:t>MetaTrader 5</w:t>
       </w:r>
       <w:r>
         <w:rPr>
@@ -263,19 +242,11 @@
           <w:rFonts w:cs="B Zar"/>
         </w:rPr>
       </w:pPr>
-      <w:proofErr w:type="spellStart"/>
-      <w:r>
-        <w:rPr>
-          <w:rFonts w:cs="B Zar"/>
-        </w:rPr>
-        <w:t>MetaTrader</w:t>
-      </w:r>
-      <w:proofErr w:type="spellEnd"/>
-      <w:r>
-        <w:rPr>
-          <w:rFonts w:cs="B Zar"/>
-        </w:rPr>
-        <w:t xml:space="preserve"> 5</w:t>
+      <w:r>
+        <w:rPr>
+          <w:rFonts w:cs="B Zar"/>
+        </w:rPr>
+        <w:t>MetaTrader 5</w:t>
       </w:r>
       <w:r>
         <w:rPr>
@@ -359,19 +330,11 @@
         </w:rPr>
         <w:t xml:space="preserve"> نصب </w:t>
       </w:r>
-      <w:proofErr w:type="spellStart"/>
-      <w:r>
-        <w:rPr>
-          <w:rFonts w:cs="B Zar"/>
-        </w:rPr>
-        <w:t>MetaTrader</w:t>
-      </w:r>
-      <w:proofErr w:type="spellEnd"/>
-      <w:r>
-        <w:rPr>
-          <w:rFonts w:cs="B Zar"/>
-        </w:rPr>
-        <w:t xml:space="preserve"> 5</w:t>
+      <w:r>
+        <w:rPr>
+          <w:rFonts w:cs="B Zar"/>
+        </w:rPr>
+        <w:t>MetaTrader 5</w:t>
       </w:r>
       <w:r>
         <w:rPr>
@@ -1227,14 +1190,12 @@
           <w:rFonts w:cs="B Zar"/>
         </w:rPr>
       </w:pPr>
-      <w:proofErr w:type="spellStart"/>
       <w:r>
         <w:rPr>
           <w:rFonts w:cs="B Zar"/>
         </w:rPr>
         <w:t>TerminalPath</w:t>
       </w:r>
-      <w:proofErr w:type="spellEnd"/>
       <w:r>
         <w:rPr>
           <w:rFonts w:cs="B Zar" w:hint="cs"/>
@@ -1269,14 +1230,12 @@
           <w:rtl/>
         </w:rPr>
       </w:pPr>
-      <w:proofErr w:type="spellStart"/>
       <w:r>
         <w:rPr>
           <w:rFonts w:cs="B Zar"/>
         </w:rPr>
         <w:t>DataFolderPath</w:t>
       </w:r>
-      <w:proofErr w:type="spellEnd"/>
       <w:r>
         <w:rPr>
           <w:rFonts w:cs="B Zar" w:hint="cs"/>
@@ -1787,7 +1746,6 @@
           <w:lang w:bidi="fa-IR"/>
         </w:rPr>
       </w:pPr>
-      <w:proofErr w:type="spellStart"/>
       <w:r>
         <w:rPr>
           <w:rFonts w:cs="B Zar"/>
@@ -1795,7 +1753,6 @@
         </w:rPr>
         <w:t>FromDate</w:t>
       </w:r>
-      <w:proofErr w:type="spellEnd"/>
       <w:r>
         <w:rPr>
           <w:rFonts w:cs="B Zar" w:hint="cs"/>
@@ -1848,7 +1805,6 @@
           <w:lang w:bidi="fa-IR"/>
         </w:rPr>
       </w:pPr>
-      <w:proofErr w:type="spellStart"/>
       <w:r>
         <w:rPr>
           <w:rFonts w:cs="B Zar"/>
@@ -1856,7 +1812,6 @@
         </w:rPr>
         <w:t>ToDate</w:t>
       </w:r>
-      <w:proofErr w:type="spellEnd"/>
       <w:r>
         <w:rPr>
           <w:rFonts w:cs="B Zar" w:hint="cs"/>
@@ -1990,14 +1945,12 @@
         </w:rPr>
         <w:t>ورودی های اکسپرت (</w:t>
       </w:r>
-      <w:proofErr w:type="spellStart"/>
       <w:r>
         <w:rPr>
           <w:rFonts w:cs="B Zar"/>
         </w:rPr>
         <w:t>TesterInputs</w:t>
       </w:r>
-      <w:proofErr w:type="spellEnd"/>
       <w:r>
         <w:rPr>
           <w:rFonts w:cs="B Zar" w:hint="cs"/>
@@ -2690,14 +2643,12 @@
         </w:rPr>
         <w:t xml:space="preserve">برنامه متا تریدر در ابتدا فایل </w:t>
       </w:r>
-      <w:proofErr w:type="spellStart"/>
       <w:r>
         <w:rPr>
           <w:rFonts w:cs="B Zar"/>
         </w:rPr>
         <w:t>htm</w:t>
       </w:r>
-      <w:proofErr w:type="spellEnd"/>
       <w:r>
         <w:rPr>
           <w:rFonts w:cs="B Zar" w:hint="cs"/>
@@ -2750,7 +2701,6 @@
           <w:lang w:bidi="fa-IR"/>
         </w:rPr>
       </w:pPr>
-      <w:proofErr w:type="gramStart"/>
       <w:r>
         <w:rPr>
           <w:rFonts w:cs="B Zar"/>
@@ -2761,14 +2711,7 @@
         <w:rPr>
           <w:rFonts w:cs="B Zar"/>
         </w:rPr>
-        <w:t>{ Pass</w:t>
-      </w:r>
-      <w:proofErr w:type="gramEnd"/>
-      <w:r>
-        <w:rPr>
-          <w:rFonts w:cs="B Zar"/>
-        </w:rPr>
-        <w:t xml:space="preserve"> number }</w:t>
+        <w:t>{ Pass number }</w:t>
       </w:r>
       <w:r>
         <w:rPr>
@@ -2780,21 +2723,7 @@
         <w:rPr>
           <w:rFonts w:cs="B Zar"/>
         </w:rPr>
-        <w:t xml:space="preserve">{ </w:t>
-      </w:r>
-      <w:proofErr w:type="spellStart"/>
-      <w:r>
-        <w:rPr>
-          <w:rFonts w:cs="B Zar"/>
-        </w:rPr>
-        <w:t>TimeStamp</w:t>
-      </w:r>
-      <w:proofErr w:type="spellEnd"/>
-      <w:r>
-        <w:rPr>
-          <w:rFonts w:cs="B Zar"/>
-        </w:rPr>
-        <w:t xml:space="preserve"> }</w:t>
+        <w:t>{ TimeStamp }</w:t>
       </w:r>
       <w:r>
         <w:rPr>
@@ -2809,7 +2738,6 @@
           <w:rFonts w:cs="B Zar"/>
         </w:rPr>
       </w:pPr>
-      <w:proofErr w:type="gramStart"/>
       <w:r>
         <w:rPr>
           <w:rFonts w:cs="B Zar"/>
@@ -2820,14 +2748,7 @@
         <w:rPr>
           <w:rFonts w:cs="B Zar"/>
         </w:rPr>
-        <w:t>{ Pass</w:t>
-      </w:r>
-      <w:proofErr w:type="gramEnd"/>
-      <w:r>
-        <w:rPr>
-          <w:rFonts w:cs="B Zar"/>
-        </w:rPr>
-        <w:t xml:space="preserve"> number }</w:t>
+        <w:t>{ Pass number }</w:t>
       </w:r>
       <w:r>
         <w:rPr>
@@ -2839,21 +2760,7 @@
         <w:rPr>
           <w:rFonts w:cs="B Zar"/>
         </w:rPr>
-        <w:t xml:space="preserve">{ </w:t>
-      </w:r>
-      <w:proofErr w:type="spellStart"/>
-      <w:r>
-        <w:rPr>
-          <w:rFonts w:cs="B Zar"/>
-        </w:rPr>
-        <w:t>TimeStamp</w:t>
-      </w:r>
-      <w:proofErr w:type="spellEnd"/>
-      <w:r>
-        <w:rPr>
-          <w:rFonts w:cs="B Zar"/>
-        </w:rPr>
-        <w:t xml:space="preserve"> }</w:t>
+        <w:t>{ TimeStamp }</w:t>
       </w:r>
       <w:r>
         <w:rPr>
@@ -2861,14 +2768,12 @@
         </w:rPr>
         <w:t>.</w:t>
       </w:r>
-      <w:proofErr w:type="spellStart"/>
       <w:r>
         <w:rPr>
           <w:rFonts w:cs="B Zar"/>
         </w:rPr>
         <w:t>htm</w:t>
       </w:r>
-      <w:proofErr w:type="spellEnd"/>
     </w:p>
     <w:p>
       <w:pPr>
@@ -3377,7 +3282,6 @@
           <w:rFonts w:cs="B Zar"/>
           <w:sz w:val="24"/>
           <w:szCs w:val="24"/>
-          <w:rtl/>
           <w:lang w:bidi="fa-IR"/>
         </w:rPr>
       </w:pPr>
@@ -3435,13 +3339,297 @@
         <w:bidi/>
         <w:jc w:val="both"/>
         <w:rPr>
-          <w:rFonts w:cs="B Zar" w:hint="cs"/>
+          <w:rFonts w:cs="B Zar"/>
           <w:sz w:val="24"/>
           <w:szCs w:val="24"/>
-          <w:rtl/>
-          <w:lang w:bidi="fa-IR"/>
-        </w:rPr>
-      </w:pPr>
+          <w:lang w:bidi="fa-IR"/>
+        </w:rPr>
+      </w:pPr>
+    </w:p>
+    <w:p>
+      <w:pPr>
+        <w:pStyle w:val="ListParagraph"/>
+        <w:numPr>
+          <w:ilvl w:val="0"/>
+          <w:numId w:val="19"/>
+        </w:numPr>
+        <w:bidi/>
+        <w:jc w:val="both"/>
+        <w:rPr>
+          <w:rFonts w:cs="B Zar"/>
+          <w:sz w:val="24"/>
+          <w:szCs w:val="24"/>
+          <w:lang w:bidi="fa-IR"/>
+        </w:rPr>
+      </w:pPr>
+      <w:r>
+        <w:rPr>
+          <w:rFonts w:cs="B Zar"/>
+          <w:sz w:val="24"/>
+          <w:szCs w:val="24"/>
+          <w:lang w:bidi="fa-IR"/>
+        </w:rPr>
+        <w:t>V1.0.</w:t>
+      </w:r>
+      <w:r>
+        <w:rPr>
+          <w:rFonts w:cs="B Zar"/>
+          <w:sz w:val="24"/>
+          <w:szCs w:val="24"/>
+          <w:lang w:bidi="fa-IR"/>
+        </w:rPr>
+        <w:t>2</w:t>
+      </w:r>
+      <w:r>
+        <w:rPr>
+          <w:rFonts w:cs="B Zar" w:hint="cs"/>
+          <w:sz w:val="24"/>
+          <w:szCs w:val="24"/>
+          <w:rtl/>
+          <w:lang w:bidi="fa-IR"/>
+        </w:rPr>
+        <w:t>:</w:t>
+      </w:r>
+    </w:p>
+    <w:p>
+      <w:pPr>
+        <w:pStyle w:val="ListParagraph"/>
+        <w:numPr>
+          <w:ilvl w:val="1"/>
+          <w:numId w:val="19"/>
+        </w:numPr>
+        <w:bidi/>
+        <w:jc w:val="both"/>
+        <w:rPr>
+          <w:rFonts w:cs="B Zar"/>
+          <w:sz w:val="24"/>
+          <w:szCs w:val="24"/>
+          <w:lang w:bidi="fa-IR"/>
+        </w:rPr>
+      </w:pPr>
+      <w:r>
+        <w:rPr>
+          <w:rFonts w:cs="B Zar" w:hint="cs"/>
+          <w:sz w:val="24"/>
+          <w:szCs w:val="24"/>
+          <w:rtl/>
+          <w:lang w:bidi="fa-IR"/>
+        </w:rPr>
+        <w:t xml:space="preserve">تغییر نام شیت </w:t>
+      </w:r>
+      <w:r>
+        <w:rPr>
+          <w:rFonts w:cs="B Zar"/>
+          <w:sz w:val="24"/>
+          <w:szCs w:val="24"/>
+          <w:lang w:bidi="fa-IR"/>
+        </w:rPr>
+        <w:t>Image</w:t>
+      </w:r>
+      <w:r>
+        <w:rPr>
+          <w:rFonts w:cs="B Zar" w:hint="cs"/>
+          <w:sz w:val="24"/>
+          <w:szCs w:val="24"/>
+          <w:rtl/>
+          <w:lang w:bidi="fa-IR"/>
+        </w:rPr>
+        <w:t xml:space="preserve"> به </w:t>
+      </w:r>
+      <w:r>
+        <w:rPr>
+          <w:rFonts w:cs="B Zar"/>
+          <w:sz w:val="24"/>
+          <w:szCs w:val="24"/>
+          <w:lang w:bidi="fa-IR"/>
+        </w:rPr>
+        <w:t>Back</w:t>
+      </w:r>
+      <w:r>
+        <w:rPr>
+          <w:rFonts w:cs="B Zar"/>
+          <w:sz w:val="24"/>
+          <w:szCs w:val="24"/>
+          <w:lang w:bidi="fa-IR"/>
+        </w:rPr>
+        <w:t>t</w:t>
+      </w:r>
+      <w:r>
+        <w:rPr>
+          <w:rFonts w:cs="B Zar"/>
+          <w:sz w:val="24"/>
+          <w:szCs w:val="24"/>
+          <w:lang w:bidi="fa-IR"/>
+        </w:rPr>
+        <w:t>est</w:t>
+      </w:r>
+      <w:r>
+        <w:rPr>
+          <w:rFonts w:cs="B Zar" w:hint="cs"/>
+          <w:sz w:val="24"/>
+          <w:szCs w:val="24"/>
+          <w:rtl/>
+          <w:lang w:bidi="fa-IR"/>
+        </w:rPr>
+        <w:t>.</w:t>
+      </w:r>
+    </w:p>
+    <w:p>
+      <w:pPr>
+        <w:pStyle w:val="ListParagraph"/>
+        <w:numPr>
+          <w:ilvl w:val="1"/>
+          <w:numId w:val="19"/>
+        </w:numPr>
+        <w:bidi/>
+        <w:jc w:val="both"/>
+        <w:rPr>
+          <w:rFonts w:cs="B Zar"/>
+          <w:sz w:val="24"/>
+          <w:szCs w:val="24"/>
+          <w:lang w:bidi="fa-IR"/>
+        </w:rPr>
+      </w:pPr>
+      <w:r>
+        <w:rPr>
+          <w:rFonts w:cs="B Zar" w:hint="cs"/>
+          <w:sz w:val="24"/>
+          <w:szCs w:val="24"/>
+          <w:rtl/>
+          <w:lang w:bidi="fa-IR"/>
+        </w:rPr>
+        <w:lastRenderedPageBreak/>
+        <w:t xml:space="preserve">اضافه شدن بخش گزارش به ابتدای شیت </w:t>
+      </w:r>
+      <w:r>
+        <w:rPr>
+          <w:rFonts w:cs="B Zar"/>
+          <w:sz w:val="24"/>
+          <w:szCs w:val="24"/>
+          <w:lang w:bidi="fa-IR"/>
+        </w:rPr>
+        <w:t>Backtest</w:t>
+      </w:r>
+      <w:r>
+        <w:rPr>
+          <w:rFonts w:cs="B Zar" w:hint="cs"/>
+          <w:sz w:val="24"/>
+          <w:szCs w:val="24"/>
+          <w:rtl/>
+          <w:lang w:bidi="fa-IR"/>
+        </w:rPr>
+        <w:t xml:space="preserve"> و قبل از تصاویر گزارش</w:t>
+      </w:r>
+    </w:p>
+    <w:p>
+      <w:pPr>
+        <w:pStyle w:val="ListParagraph"/>
+        <w:numPr>
+          <w:ilvl w:val="1"/>
+          <w:numId w:val="19"/>
+        </w:numPr>
+        <w:bidi/>
+        <w:jc w:val="both"/>
+        <w:rPr>
+          <w:rFonts w:cs="B Zar"/>
+          <w:sz w:val="24"/>
+          <w:szCs w:val="24"/>
+          <w:lang w:bidi="fa-IR"/>
+        </w:rPr>
+      </w:pPr>
+      <w:r>
+        <w:rPr>
+          <w:rFonts w:cs="B Zar" w:hint="cs"/>
+          <w:sz w:val="24"/>
+          <w:szCs w:val="24"/>
+          <w:rtl/>
+          <w:lang w:bidi="fa-IR"/>
+        </w:rPr>
+        <w:t>قرار دادن فایل عکس ها در برنامه به جای آدرس فایل.</w:t>
+      </w:r>
+    </w:p>
+    <w:p>
+      <w:pPr>
+        <w:pStyle w:val="ListParagraph"/>
+        <w:numPr>
+          <w:ilvl w:val="1"/>
+          <w:numId w:val="19"/>
+        </w:numPr>
+        <w:bidi/>
+        <w:jc w:val="both"/>
+        <w:rPr>
+          <w:rFonts w:cs="B Zar"/>
+          <w:sz w:val="24"/>
+          <w:szCs w:val="24"/>
+          <w:lang w:bidi="fa-IR"/>
+        </w:rPr>
+      </w:pPr>
+      <w:r>
+        <w:rPr>
+          <w:rFonts w:cs="B Zar" w:hint="cs"/>
+          <w:sz w:val="24"/>
+          <w:szCs w:val="24"/>
+          <w:rtl/>
+          <w:lang w:bidi="fa-IR"/>
+        </w:rPr>
+        <w:t xml:space="preserve">تغییر نام شیت اطلاعات از نام فایل به مقدار </w:t>
+      </w:r>
+      <w:r>
+        <w:rPr>
+          <w:rFonts w:cs="B Zar"/>
+          <w:sz w:val="24"/>
+          <w:szCs w:val="24"/>
+          <w:lang w:bidi="fa-IR"/>
+        </w:rPr>
+        <w:t>Deals and Orders</w:t>
+      </w:r>
+    </w:p>
+    <w:p>
+      <w:pPr>
+        <w:pStyle w:val="ListParagraph"/>
+        <w:numPr>
+          <w:ilvl w:val="1"/>
+          <w:numId w:val="19"/>
+        </w:numPr>
+        <w:bidi/>
+        <w:jc w:val="both"/>
+        <w:rPr>
+          <w:rFonts w:cs="B Zar"/>
+          <w:sz w:val="24"/>
+          <w:szCs w:val="24"/>
+          <w:rtl/>
+          <w:lang w:bidi="fa-IR"/>
+        </w:rPr>
+      </w:pPr>
+      <w:r>
+        <w:rPr>
+          <w:rFonts w:cs="B Zar" w:hint="cs"/>
+          <w:sz w:val="24"/>
+          <w:szCs w:val="24"/>
+          <w:rtl/>
+          <w:lang w:bidi="fa-IR"/>
+        </w:rPr>
+        <w:t xml:space="preserve">تغییر سایز ستون ها به حالت اتومات برای </w:t>
+      </w:r>
+      <w:r>
+        <w:rPr>
+          <w:rFonts w:cs="B Zar"/>
+          <w:sz w:val="24"/>
+          <w:szCs w:val="24"/>
+          <w:lang w:bidi="fa-IR"/>
+        </w:rPr>
+        <w:t>Deals and Orders</w:t>
+      </w:r>
+      <w:r>
+        <w:rPr>
+          <w:rFonts w:cs="B Zar" w:hint="cs"/>
+          <w:sz w:val="24"/>
+          <w:szCs w:val="24"/>
+          <w:rtl/>
+          <w:lang w:bidi="fa-IR"/>
+        </w:rPr>
+        <w:t>.</w:t>
+      </w:r>
     </w:p>
     <w:sectPr>
       <w:pgSz w:w="12240" w:h="15840"/>
@@ -6201,6 +6389,27 @@
     <w:qFormat/>
     <w:rsid w:val="00A80B6B"/>
   </w:style>
+  <w:style w:type="paragraph" w:styleId="Heading1">
+    <w:name w:val="heading 1"/>
+    <w:basedOn w:val="Normal"/>
+    <w:next w:val="Normal"/>
+    <w:link w:val="Heading1Char"/>
+    <w:uiPriority w:val="9"/>
+    <w:qFormat/>
+    <w:rsid w:val="007968BB"/>
+    <w:pPr>
+      <w:keepNext/>
+      <w:keepLines/>
+      <w:spacing w:before="240" w:after="0"/>
+      <w:outlineLvl w:val="0"/>
+    </w:pPr>
+    <w:rPr>
+      <w:rFonts w:asciiTheme="majorHAnsi" w:eastAsiaTheme="majorEastAsia" w:hAnsiTheme="majorHAnsi" w:cstheme="majorBidi"/>
+      <w:color w:val="2F5496" w:themeColor="accent1" w:themeShade="BF"/>
+      <w:sz w:val="32"/>
+      <w:szCs w:val="32"/>
+    </w:rPr>
+  </w:style>
   <w:style w:type="character" w:default="1" w:styleId="DefaultParagraphFont">
     <w:name w:val="Default Paragraph Font"/>
     <w:uiPriority w:val="1"/>
@@ -6472,6 +6681,19 @@
     <w:link w:val="Footer"/>
     <w:uiPriority w:val="99"/>
     <w:rsid w:val="00DA75F9"/>
+  </w:style>
+  <w:style w:type="character" w:customStyle="1" w:styleId="Heading1Char">
+    <w:name w:val="Heading 1 Char"/>
+    <w:basedOn w:val="DefaultParagraphFont"/>
+    <w:link w:val="Heading1"/>
+    <w:uiPriority w:val="9"/>
+    <w:rsid w:val="007968BB"/>
+    <w:rPr>
+      <w:rFonts w:asciiTheme="majorHAnsi" w:eastAsiaTheme="majorEastAsia" w:hAnsiTheme="majorHAnsi" w:cstheme="majorBidi"/>
+      <w:color w:val="2F5496" w:themeColor="accent1" w:themeShade="BF"/>
+      <w:sz w:val="32"/>
+      <w:szCs w:val="32"/>
+    </w:rPr>
   </w:style>
 </w:styles>
 </file>

--- a/document/Readme.docx
+++ b/document/Readme.docx
@@ -1298,7 +1298,7 @@
                     <pic:cNvPicPr/>
                   </pic:nvPicPr>
                   <pic:blipFill>
-                    <a:blip r:embed="rId7"/>
+                    <a:blip r:embed="rId8"/>
                     <a:stretch>
                       <a:fillRect/>
                     </a:stretch>
@@ -1515,7 +1515,7 @@
                     <pic:cNvPicPr/>
                   </pic:nvPicPr>
                   <pic:blipFill>
-                    <a:blip r:embed="rId8"/>
+                    <a:blip r:embed="rId9"/>
                     <a:stretch>
                       <a:fillRect/>
                     </a:stretch>
@@ -1896,7 +1896,7 @@
                     <pic:cNvPicPr/>
                   </pic:nvPicPr>
                   <pic:blipFill>
-                    <a:blip r:embed="rId9"/>
+                    <a:blip r:embed="rId10"/>
                     <a:stretch>
                       <a:fillRect/>
                     </a:stretch>
@@ -2032,7 +2032,7 @@
                     <pic:cNvPicPr/>
                   </pic:nvPicPr>
                   <pic:blipFill>
-                    <a:blip r:embed="rId10"/>
+                    <a:blip r:embed="rId11"/>
                     <a:stretch>
                       <a:fillRect/>
                     </a:stretch>
@@ -3104,7 +3104,7 @@
                 <w:lang w:bidi="fa-IR"/>
               </w:rPr>
             </w:pPr>
-            <w:hyperlink r:id="rId11" w:history="1">
+            <w:hyperlink r:id="rId12" w:history="1">
               <w:r>
                 <w:rPr>
                   <w:rStyle w:val="Hyperlink"/>
@@ -3239,6 +3239,16 @@
           <w:rtl/>
           <w:lang w:bidi="fa-IR"/>
         </w:rPr>
+        <w:t xml:space="preserve"> (ظریف)</w:t>
+      </w:r>
+      <w:r>
+        <w:rPr>
+          <w:rFonts w:cs="B Zar" w:hint="cs"/>
+          <w:sz w:val="24"/>
+          <w:szCs w:val="24"/>
+          <w:rtl/>
+          <w:lang w:bidi="fa-IR"/>
+        </w:rPr>
         <w:t>:</w:t>
       </w:r>
     </w:p>
@@ -3388,6 +3398,26 @@
           <w:rtl/>
           <w:lang w:bidi="fa-IR"/>
         </w:rPr>
+        <w:t xml:space="preserve"> </w:t>
+      </w:r>
+      <w:r>
+        <w:rPr>
+          <w:rFonts w:cs="B Zar" w:hint="cs"/>
+          <w:sz w:val="24"/>
+          <w:szCs w:val="24"/>
+          <w:rtl/>
+          <w:lang w:bidi="fa-IR"/>
+        </w:rPr>
+        <w:t>(ظریف)</w:t>
+      </w:r>
+      <w:r>
+        <w:rPr>
+          <w:rFonts w:cs="B Zar" w:hint="cs"/>
+          <w:sz w:val="24"/>
+          <w:szCs w:val="24"/>
+          <w:rtl/>
+          <w:lang w:bidi="fa-IR"/>
+        </w:rPr>
         <w:t>:</w:t>
       </w:r>
     </w:p>
@@ -3583,6 +3613,16 @@
         </w:rPr>
         <w:t>Deals and Orders</w:t>
       </w:r>
+      <w:r>
+        <w:rPr>
+          <w:rFonts w:cs="B Zar" w:hint="cs"/>
+          <w:sz w:val="24"/>
+          <w:szCs w:val="24"/>
+          <w:rtl/>
+          <w:lang w:bidi="fa-IR"/>
+        </w:rPr>
+        <w:t>.</w:t>
+      </w:r>
     </w:p>
     <w:p>
       <w:pPr>
@@ -3597,7 +3637,6 @@
           <w:rFonts w:cs="B Zar"/>
           <w:sz w:val="24"/>
           <w:szCs w:val="24"/>
-          <w:rtl/>
           <w:lang w:bidi="fa-IR"/>
         </w:rPr>
       </w:pPr>
@@ -3630,6 +3669,215 @@
         </w:rPr>
         <w:t>.</w:t>
       </w:r>
+    </w:p>
+    <w:p>
+      <w:pPr>
+        <w:bidi/>
+        <w:jc w:val="both"/>
+        <w:rPr>
+          <w:rFonts w:cs="B Zar"/>
+          <w:sz w:val="24"/>
+          <w:szCs w:val="24"/>
+          <w:lang w:bidi="fa-IR"/>
+        </w:rPr>
+      </w:pPr>
+    </w:p>
+    <w:p>
+      <w:pPr>
+        <w:pStyle w:val="ListParagraph"/>
+        <w:numPr>
+          <w:ilvl w:val="0"/>
+          <w:numId w:val="19"/>
+        </w:numPr>
+        <w:bidi/>
+        <w:jc w:val="both"/>
+        <w:rPr>
+          <w:rFonts w:cs="B Zar"/>
+          <w:sz w:val="24"/>
+          <w:szCs w:val="24"/>
+          <w:lang w:bidi="fa-IR"/>
+        </w:rPr>
+      </w:pPr>
+      <w:r>
+        <w:rPr>
+          <w:rFonts w:cs="B Zar"/>
+          <w:sz w:val="24"/>
+          <w:szCs w:val="24"/>
+          <w:lang w:bidi="fa-IR"/>
+        </w:rPr>
+        <w:t>V1.0.</w:t>
+      </w:r>
+      <w:r>
+        <w:rPr>
+          <w:rFonts w:cs="B Zar"/>
+          <w:sz w:val="24"/>
+          <w:szCs w:val="24"/>
+          <w:lang w:bidi="fa-IR"/>
+        </w:rPr>
+        <w:t>3</w:t>
+      </w:r>
+      <w:r>
+        <w:rPr>
+          <w:rFonts w:cs="B Zar" w:hint="cs"/>
+          <w:sz w:val="24"/>
+          <w:szCs w:val="24"/>
+          <w:rtl/>
+          <w:lang w:bidi="fa-IR"/>
+        </w:rPr>
+        <w:t xml:space="preserve"> (ظریف)</w:t>
+      </w:r>
+      <w:r>
+        <w:rPr>
+          <w:rFonts w:cs="B Zar" w:hint="cs"/>
+          <w:sz w:val="24"/>
+          <w:szCs w:val="24"/>
+          <w:rtl/>
+          <w:lang w:bidi="fa-IR"/>
+        </w:rPr>
+        <w:t>:</w:t>
+      </w:r>
+    </w:p>
+    <w:p>
+      <w:pPr>
+        <w:pStyle w:val="ListParagraph"/>
+        <w:numPr>
+          <w:ilvl w:val="1"/>
+          <w:numId w:val="19"/>
+        </w:numPr>
+        <w:bidi/>
+        <w:jc w:val="both"/>
+        <w:rPr>
+          <w:rFonts w:cs="B Zar"/>
+          <w:sz w:val="24"/>
+          <w:szCs w:val="24"/>
+          <w:lang w:bidi="fa-IR"/>
+        </w:rPr>
+      </w:pPr>
+      <w:r>
+        <w:rPr>
+          <w:rFonts w:cs="B Zar" w:hint="cs"/>
+          <w:sz w:val="24"/>
+          <w:szCs w:val="24"/>
+          <w:rtl/>
+          <w:lang w:bidi="fa-IR"/>
+        </w:rPr>
+        <w:t xml:space="preserve">شیت </w:t>
+      </w:r>
+      <w:r>
+        <w:rPr>
+          <w:rFonts w:cs="B Zar"/>
+          <w:sz w:val="24"/>
+          <w:szCs w:val="24"/>
+          <w:lang w:bidi="fa-IR"/>
+        </w:rPr>
+        <w:t>Deals and Orders</w:t>
+      </w:r>
+      <w:r>
+        <w:rPr>
+          <w:rFonts w:cs="B Zar" w:hint="cs"/>
+          <w:sz w:val="24"/>
+          <w:szCs w:val="24"/>
+          <w:rtl/>
+          <w:lang w:bidi="fa-IR"/>
+        </w:rPr>
+        <w:t xml:space="preserve"> به ابتدا منتقل شد و به عنوان شیت فعال قرار گرفت تا بدون ویرایش در برنامه هایی که دیگر قابل استفاده قرار گیرند.</w:t>
+      </w:r>
+    </w:p>
+    <w:p>
+      <w:pPr>
+        <w:pStyle w:val="ListParagraph"/>
+        <w:numPr>
+          <w:ilvl w:val="1"/>
+          <w:numId w:val="19"/>
+        </w:numPr>
+        <w:bidi/>
+        <w:jc w:val="both"/>
+        <w:rPr>
+          <w:rFonts w:cs="B Zar"/>
+          <w:sz w:val="24"/>
+          <w:szCs w:val="24"/>
+          <w:lang w:bidi="fa-IR"/>
+        </w:rPr>
+      </w:pPr>
+      <w:r>
+        <w:rPr>
+          <w:rFonts w:cs="B Zar" w:hint="cs"/>
+          <w:sz w:val="24"/>
+          <w:szCs w:val="24"/>
+          <w:rtl/>
+          <w:lang w:bidi="fa-IR"/>
+        </w:rPr>
+        <w:t>ستون ها و ردیف ها طبق خروجی اصلی از متا تنظیم شده.</w:t>
+      </w:r>
+    </w:p>
+    <w:p>
+      <w:pPr>
+        <w:pStyle w:val="ListParagraph"/>
+        <w:numPr>
+          <w:ilvl w:val="1"/>
+          <w:numId w:val="19"/>
+        </w:numPr>
+        <w:bidi/>
+        <w:jc w:val="both"/>
+        <w:rPr>
+          <w:rFonts w:cs="B Zar"/>
+          <w:sz w:val="24"/>
+          <w:szCs w:val="24"/>
+          <w:lang w:bidi="fa-IR"/>
+        </w:rPr>
+      </w:pPr>
+      <w:r>
+        <w:rPr>
+          <w:rFonts w:cs="B Zar" w:hint="cs"/>
+          <w:sz w:val="24"/>
+          <w:szCs w:val="24"/>
+          <w:rtl/>
+          <w:lang w:bidi="fa-IR"/>
+        </w:rPr>
+        <w:t>ستون های دارای قیمت فاصله بین هزار آنها حذف شد (</w:t>
+      </w:r>
+      <w:r>
+        <w:rPr>
+          <w:rFonts w:cs="B Zar"/>
+          <w:sz w:val="24"/>
+          <w:szCs w:val="24"/>
+          <w:lang w:bidi="fa-IR"/>
+        </w:rPr>
+        <w:t>123 456.78 -&gt; 123456.78</w:t>
+      </w:r>
+      <w:r>
+        <w:rPr>
+          <w:rFonts w:cs="B Zar" w:hint="cs"/>
+          <w:sz w:val="24"/>
+          <w:szCs w:val="24"/>
+          <w:rtl/>
+          <w:lang w:bidi="fa-IR"/>
+        </w:rPr>
+        <w:t>)</w:t>
+      </w:r>
+      <w:r>
+        <w:rPr>
+          <w:rFonts w:cs="B Zar" w:hint="cs"/>
+          <w:sz w:val="24"/>
+          <w:szCs w:val="24"/>
+          <w:rtl/>
+          <w:lang w:bidi="fa-IR"/>
+        </w:rPr>
+        <w:t>.</w:t>
+      </w:r>
+    </w:p>
+    <w:p>
+      <w:pPr>
+        <w:bidi/>
+        <w:jc w:val="both"/>
+        <w:rPr>
+          <w:rFonts w:cs="B Zar"/>
+          <w:sz w:val="24"/>
+          <w:szCs w:val="24"/>
+          <w:rtl/>
+          <w:lang w:bidi="fa-IR"/>
+        </w:rPr>
+      </w:pPr>
     </w:p>
     <w:sectPr>
       <w:pgSz w:w="12240" w:h="15840"/>
@@ -6991,4 +7239,16 @@
     </a:ext>
   </a:extLst>
 </a:theme>
+</file>
+
+<file path=customXml/item1.xml><?xml version="1.0" encoding="utf-8"?>
+<b:Sources xmlns:b="http://schemas.openxmlformats.org/officeDocument/2006/bibliography" xmlns="http://schemas.openxmlformats.org/officeDocument/2006/bibliography" SelectedStyle="\APASixthEditionOfficeOnline.xsl" StyleName="APA" Version="6"/>
+</file>
+
+<file path=customXml/itemProps1.xml><?xml version="1.0" encoding="utf-8"?>
+<ds:datastoreItem xmlns:ds="http://schemas.openxmlformats.org/officeDocument/2006/customXml" ds:itemID="{A5ED3B5D-0BED-41D1-AE83-63BFE876BB57}">
+  <ds:schemaRefs>
+    <ds:schemaRef ds:uri="http://schemas.openxmlformats.org/officeDocument/2006/bibliography"/>
+  </ds:schemaRefs>
+</ds:datastoreItem>
 </file>
--- a/document/Readme.docx
+++ b/document/Readme.docx
@@ -2704,67 +2704,171 @@
       <w:r>
         <w:rPr>
           <w:rFonts w:cs="B Zar"/>
-        </w:rPr>
-        <w:t>Res</w:t>
-      </w:r>
-      <w:r>
-        <w:rPr>
-          <w:rFonts w:cs="B Zar"/>
-        </w:rPr>
-        <w:t>{ Pass number }</w:t>
-      </w:r>
-      <w:r>
-        <w:rPr>
-          <w:rFonts w:cs="B Zar"/>
-        </w:rPr>
-        <w:t>_</w:t>
-      </w:r>
-      <w:r>
-        <w:rPr>
-          <w:rFonts w:cs="B Zar"/>
-        </w:rPr>
-        <w:t>{ TimeStamp }</w:t>
-      </w:r>
-      <w:r>
-        <w:rPr>
-          <w:rFonts w:cs="B Zar"/>
-        </w:rPr>
-        <w:t>.xlsx</w:t>
-      </w:r>
-    </w:p>
-    <w:p>
-      <w:pPr>
-        <w:rPr>
-          <w:rFonts w:cs="B Zar"/>
-        </w:rPr>
-      </w:pPr>
-      <w:r>
-        <w:rPr>
-          <w:rFonts w:cs="B Zar"/>
-        </w:rPr>
-        <w:t>Res</w:t>
-      </w:r>
-      <w:r>
-        <w:rPr>
-          <w:rFonts w:cs="B Zar"/>
-        </w:rPr>
-        <w:t>{ Pass number }</w:t>
-      </w:r>
-      <w:r>
-        <w:rPr>
-          <w:rFonts w:cs="B Zar"/>
-        </w:rPr>
-        <w:t>_</w:t>
-      </w:r>
-      <w:r>
-        <w:rPr>
-          <w:rFonts w:cs="B Zar"/>
-        </w:rPr>
-        <w:t>{ TimeStamp }</w:t>
-      </w:r>
-      <w:r>
-        <w:rPr>
-          <w:rFonts w:cs="B Zar"/>
+          <w:sz w:val="24"/>
+          <w:szCs w:val="24"/>
+          <w:lang w:bidi="fa-IR"/>
+        </w:rPr>
+        <w:t>Res{</w:t>
+      </w:r>
+      <w:r>
+        <w:rPr>
+          <w:rFonts w:cs="B Zar"/>
+          <w:sz w:val="24"/>
+          <w:szCs w:val="24"/>
+          <w:lang w:bidi="fa-IR"/>
+        </w:rPr>
+        <w:t xml:space="preserve"> P</w:t>
+      </w:r>
+      <w:r>
+        <w:rPr>
+          <w:rFonts w:cs="B Zar"/>
+          <w:sz w:val="24"/>
+          <w:szCs w:val="24"/>
+          <w:lang w:bidi="fa-IR"/>
+        </w:rPr>
+        <w:t>ass</w:t>
+      </w:r>
+      <w:r>
+        <w:rPr>
+          <w:rFonts w:cs="B Zar"/>
+          <w:sz w:val="24"/>
+          <w:szCs w:val="24"/>
+          <w:lang w:bidi="fa-IR"/>
+        </w:rPr>
+        <w:t>Number</w:t>
+      </w:r>
+      <w:r>
+        <w:rPr>
+          <w:rFonts w:cs="B Zar"/>
+          <w:sz w:val="24"/>
+          <w:szCs w:val="24"/>
+          <w:lang w:bidi="fa-IR"/>
+        </w:rPr>
+        <w:t xml:space="preserve"> </w:t>
+      </w:r>
+      <w:r>
+        <w:rPr>
+          <w:rFonts w:cs="B Zar"/>
+          <w:sz w:val="24"/>
+          <w:szCs w:val="24"/>
+          <w:lang w:bidi="fa-IR"/>
+        </w:rPr>
+        <w:t>}_{</w:t>
+      </w:r>
+      <w:r>
+        <w:rPr>
+          <w:rFonts w:cs="B Zar"/>
+          <w:sz w:val="24"/>
+          <w:szCs w:val="24"/>
+          <w:lang w:bidi="fa-IR"/>
+        </w:rPr>
+        <w:t xml:space="preserve"> Mode </w:t>
+      </w:r>
+      <w:r>
+        <w:rPr>
+          <w:rFonts w:cs="B Zar"/>
+          <w:sz w:val="24"/>
+          <w:szCs w:val="24"/>
+          <w:lang w:bidi="fa-IR"/>
+        </w:rPr>
+        <w:t>}_{</w:t>
+      </w:r>
+      <w:r>
+        <w:rPr>
+          <w:rFonts w:cs="B Zar"/>
+          <w:sz w:val="24"/>
+          <w:szCs w:val="24"/>
+          <w:lang w:bidi="fa-IR"/>
+        </w:rPr>
+        <w:t xml:space="preserve"> </w:t>
+      </w:r>
+      <w:r>
+        <w:rPr>
+          <w:rFonts w:cs="B Zar"/>
+          <w:sz w:val="24"/>
+          <w:szCs w:val="24"/>
+          <w:lang w:bidi="fa-IR"/>
+        </w:rPr>
+        <w:t>Symbol</w:t>
+      </w:r>
+      <w:r>
+        <w:rPr>
+          <w:rFonts w:cs="B Zar"/>
+          <w:sz w:val="24"/>
+          <w:szCs w:val="24"/>
+          <w:lang w:bidi="fa-IR"/>
+        </w:rPr>
+        <w:t xml:space="preserve"> </w:t>
+      </w:r>
+      <w:r>
+        <w:rPr>
+          <w:rFonts w:cs="B Zar"/>
+          <w:sz w:val="24"/>
+          <w:szCs w:val="24"/>
+          <w:lang w:bidi="fa-IR"/>
+        </w:rPr>
+        <w:t>}_{</w:t>
+      </w:r>
+      <w:r>
+        <w:rPr>
+          <w:rFonts w:cs="B Zar"/>
+          <w:sz w:val="24"/>
+          <w:szCs w:val="24"/>
+          <w:lang w:bidi="fa-IR"/>
+        </w:rPr>
+        <w:t xml:space="preserve"> TimeFrame </w:t>
+      </w:r>
+      <w:r>
+        <w:rPr>
+          <w:rFonts w:cs="B Zar"/>
+          <w:sz w:val="24"/>
+          <w:szCs w:val="24"/>
+          <w:lang w:bidi="fa-IR"/>
+        </w:rPr>
+        <w:t>}_{</w:t>
+      </w:r>
+      <w:r>
+        <w:rPr>
+          <w:rFonts w:cs="B Zar"/>
+          <w:sz w:val="24"/>
+          <w:szCs w:val="24"/>
+          <w:lang w:bidi="fa-IR"/>
+        </w:rPr>
+        <w:t xml:space="preserve"> T</w:t>
+      </w:r>
+      <w:r>
+        <w:rPr>
+          <w:rFonts w:cs="B Zar"/>
+          <w:sz w:val="24"/>
+          <w:szCs w:val="24"/>
+          <w:lang w:bidi="fa-IR"/>
+        </w:rPr>
+        <w:t>imestamp</w:t>
+      </w:r>
+      <w:r>
+        <w:rPr>
+          <w:rFonts w:cs="B Zar"/>
+          <w:sz w:val="24"/>
+          <w:szCs w:val="24"/>
+          <w:lang w:bidi="fa-IR"/>
+        </w:rPr>
+        <w:t xml:space="preserve"> </w:t>
+      </w:r>
+      <w:r>
+        <w:rPr>
+          <w:rFonts w:cs="B Zar"/>
+          <w:sz w:val="24"/>
+          <w:szCs w:val="24"/>
+          <w:lang w:bidi="fa-IR"/>
+        </w:rPr>
+        <w:t>}</w:t>
+      </w:r>
+      <w:r>
+        <w:rPr>
+          <w:rFonts w:cs="B Zar"/>
+          <w:sz w:val="24"/>
+          <w:szCs w:val="24"/>
+          <w:lang w:bidi="fa-IR"/>
         </w:rPr>
         <w:t>.</w:t>
       </w:r>
@@ -2772,8 +2876,374 @@
         <w:rPr>
           <w:rFonts w:cs="B Zar"/>
         </w:rPr>
+        <w:t>xlsx</w:t>
+      </w:r>
+    </w:p>
+    <w:p>
+      <w:pPr>
+        <w:rPr>
+          <w:rFonts w:cs="B Zar"/>
+        </w:rPr>
+      </w:pPr>
+      <w:r>
+        <w:rPr>
+          <w:rFonts w:cs="B Zar"/>
+          <w:sz w:val="24"/>
+          <w:szCs w:val="24"/>
+          <w:lang w:bidi="fa-IR"/>
+        </w:rPr>
+        <w:t>Res{</w:t>
+      </w:r>
+      <w:r>
+        <w:rPr>
+          <w:rFonts w:cs="B Zar"/>
+          <w:sz w:val="24"/>
+          <w:szCs w:val="24"/>
+          <w:lang w:bidi="fa-IR"/>
+        </w:rPr>
+        <w:t xml:space="preserve"> P</w:t>
+      </w:r>
+      <w:r>
+        <w:rPr>
+          <w:rFonts w:cs="B Zar"/>
+          <w:sz w:val="24"/>
+          <w:szCs w:val="24"/>
+          <w:lang w:bidi="fa-IR"/>
+        </w:rPr>
+        <w:t>ass</w:t>
+      </w:r>
+      <w:r>
+        <w:rPr>
+          <w:rFonts w:cs="B Zar"/>
+          <w:sz w:val="24"/>
+          <w:szCs w:val="24"/>
+          <w:lang w:bidi="fa-IR"/>
+        </w:rPr>
+        <w:t>Number</w:t>
+      </w:r>
+      <w:r>
+        <w:rPr>
+          <w:rFonts w:cs="B Zar"/>
+          <w:sz w:val="24"/>
+          <w:szCs w:val="24"/>
+          <w:lang w:bidi="fa-IR"/>
+        </w:rPr>
+        <w:t xml:space="preserve"> </w:t>
+      </w:r>
+      <w:r>
+        <w:rPr>
+          <w:rFonts w:cs="B Zar"/>
+          <w:sz w:val="24"/>
+          <w:szCs w:val="24"/>
+          <w:lang w:bidi="fa-IR"/>
+        </w:rPr>
+        <w:t>}_{</w:t>
+      </w:r>
+      <w:r>
+        <w:rPr>
+          <w:rFonts w:cs="B Zar"/>
+          <w:sz w:val="24"/>
+          <w:szCs w:val="24"/>
+          <w:lang w:bidi="fa-IR"/>
+        </w:rPr>
+        <w:t xml:space="preserve"> Mode </w:t>
+      </w:r>
+      <w:r>
+        <w:rPr>
+          <w:rFonts w:cs="B Zar"/>
+          <w:sz w:val="24"/>
+          <w:szCs w:val="24"/>
+          <w:lang w:bidi="fa-IR"/>
+        </w:rPr>
+        <w:t>}_{</w:t>
+      </w:r>
+      <w:r>
+        <w:rPr>
+          <w:rFonts w:cs="B Zar"/>
+          <w:sz w:val="24"/>
+          <w:szCs w:val="24"/>
+          <w:lang w:bidi="fa-IR"/>
+        </w:rPr>
+        <w:t xml:space="preserve"> </w:t>
+      </w:r>
+      <w:r>
+        <w:rPr>
+          <w:rFonts w:cs="B Zar"/>
+          <w:sz w:val="24"/>
+          <w:szCs w:val="24"/>
+          <w:lang w:bidi="fa-IR"/>
+        </w:rPr>
+        <w:t>Symbol</w:t>
+      </w:r>
+      <w:r>
+        <w:rPr>
+          <w:rFonts w:cs="B Zar"/>
+          <w:sz w:val="24"/>
+          <w:szCs w:val="24"/>
+          <w:lang w:bidi="fa-IR"/>
+        </w:rPr>
+        <w:t xml:space="preserve"> </w:t>
+      </w:r>
+      <w:r>
+        <w:rPr>
+          <w:rFonts w:cs="B Zar"/>
+          <w:sz w:val="24"/>
+          <w:szCs w:val="24"/>
+          <w:lang w:bidi="fa-IR"/>
+        </w:rPr>
+        <w:t>}_{</w:t>
+      </w:r>
+      <w:r>
+        <w:rPr>
+          <w:rFonts w:cs="B Zar"/>
+          <w:sz w:val="24"/>
+          <w:szCs w:val="24"/>
+          <w:lang w:bidi="fa-IR"/>
+        </w:rPr>
+        <w:t xml:space="preserve"> TimeFrame </w:t>
+      </w:r>
+      <w:r>
+        <w:rPr>
+          <w:rFonts w:cs="B Zar"/>
+          <w:sz w:val="24"/>
+          <w:szCs w:val="24"/>
+          <w:lang w:bidi="fa-IR"/>
+        </w:rPr>
+        <w:t>}_{</w:t>
+      </w:r>
+      <w:r>
+        <w:rPr>
+          <w:rFonts w:cs="B Zar"/>
+          <w:sz w:val="24"/>
+          <w:szCs w:val="24"/>
+          <w:lang w:bidi="fa-IR"/>
+        </w:rPr>
+        <w:t xml:space="preserve"> T</w:t>
+      </w:r>
+      <w:r>
+        <w:rPr>
+          <w:rFonts w:cs="B Zar"/>
+          <w:sz w:val="24"/>
+          <w:szCs w:val="24"/>
+          <w:lang w:bidi="fa-IR"/>
+        </w:rPr>
+        <w:t>imestamp</w:t>
+      </w:r>
+      <w:r>
+        <w:rPr>
+          <w:rFonts w:cs="B Zar"/>
+          <w:sz w:val="24"/>
+          <w:szCs w:val="24"/>
+          <w:lang w:bidi="fa-IR"/>
+        </w:rPr>
+        <w:t xml:space="preserve"> </w:t>
+      </w:r>
+      <w:r>
+        <w:rPr>
+          <w:rFonts w:cs="B Zar"/>
+          <w:sz w:val="24"/>
+          <w:szCs w:val="24"/>
+          <w:lang w:bidi="fa-IR"/>
+        </w:rPr>
+        <w:t>}</w:t>
+      </w:r>
+      <w:r>
+        <w:rPr>
+          <w:rFonts w:cs="B Zar"/>
+          <w:sz w:val="24"/>
+          <w:szCs w:val="24"/>
+          <w:lang w:bidi="fa-IR"/>
+        </w:rPr>
+        <w:t>.</w:t>
+      </w:r>
+      <w:r>
+        <w:rPr>
+          <w:rFonts w:cs="B Zar"/>
+        </w:rPr>
         <w:t>htm</w:t>
       </w:r>
+    </w:p>
+    <w:p>
+      <w:pPr>
+        <w:rPr>
+          <w:rFonts w:cs="B Zar"/>
+        </w:rPr>
+      </w:pPr>
+      <w:r>
+        <w:rPr>
+          <w:rFonts w:cs="B Zar"/>
+          <w:sz w:val="24"/>
+          <w:szCs w:val="24"/>
+          <w:lang w:bidi="fa-IR"/>
+        </w:rPr>
+        <w:t>Res{</w:t>
+      </w:r>
+      <w:r>
+        <w:rPr>
+          <w:rFonts w:cs="B Zar"/>
+          <w:sz w:val="24"/>
+          <w:szCs w:val="24"/>
+          <w:lang w:bidi="fa-IR"/>
+        </w:rPr>
+        <w:t xml:space="preserve"> P</w:t>
+      </w:r>
+      <w:r>
+        <w:rPr>
+          <w:rFonts w:cs="B Zar"/>
+          <w:sz w:val="24"/>
+          <w:szCs w:val="24"/>
+          <w:lang w:bidi="fa-IR"/>
+        </w:rPr>
+        <w:t>ass</w:t>
+      </w:r>
+      <w:r>
+        <w:rPr>
+          <w:rFonts w:cs="B Zar"/>
+          <w:sz w:val="24"/>
+          <w:szCs w:val="24"/>
+          <w:lang w:bidi="fa-IR"/>
+        </w:rPr>
+        <w:t>Number</w:t>
+      </w:r>
+      <w:r>
+        <w:rPr>
+          <w:rFonts w:cs="B Zar"/>
+          <w:sz w:val="24"/>
+          <w:szCs w:val="24"/>
+          <w:lang w:bidi="fa-IR"/>
+        </w:rPr>
+        <w:t xml:space="preserve"> }_{</w:t>
+      </w:r>
+      <w:r>
+        <w:rPr>
+          <w:rFonts w:cs="B Zar"/>
+          <w:sz w:val="24"/>
+          <w:szCs w:val="24"/>
+          <w:lang w:bidi="fa-IR"/>
+        </w:rPr>
+        <w:t xml:space="preserve"> Mode </w:t>
+      </w:r>
+      <w:r>
+        <w:rPr>
+          <w:rFonts w:cs="B Zar"/>
+          <w:sz w:val="24"/>
+          <w:szCs w:val="24"/>
+          <w:lang w:bidi="fa-IR"/>
+        </w:rPr>
+        <w:t>}_{</w:t>
+      </w:r>
+      <w:r>
+        <w:rPr>
+          <w:rFonts w:cs="B Zar"/>
+          <w:sz w:val="24"/>
+          <w:szCs w:val="24"/>
+          <w:lang w:bidi="fa-IR"/>
+        </w:rPr>
+        <w:t xml:space="preserve"> </w:t>
+      </w:r>
+      <w:r>
+        <w:rPr>
+          <w:rFonts w:cs="B Zar"/>
+          <w:sz w:val="24"/>
+          <w:szCs w:val="24"/>
+          <w:lang w:bidi="fa-IR"/>
+        </w:rPr>
+        <w:t>Symbol</w:t>
+      </w:r>
+      <w:r>
+        <w:rPr>
+          <w:rFonts w:cs="B Zar"/>
+          <w:sz w:val="24"/>
+          <w:szCs w:val="24"/>
+          <w:lang w:bidi="fa-IR"/>
+        </w:rPr>
+        <w:t xml:space="preserve"> </w:t>
+      </w:r>
+      <w:r>
+        <w:rPr>
+          <w:rFonts w:cs="B Zar"/>
+          <w:sz w:val="24"/>
+          <w:szCs w:val="24"/>
+          <w:lang w:bidi="fa-IR"/>
+        </w:rPr>
+        <w:t>}_{</w:t>
+      </w:r>
+      <w:r>
+        <w:rPr>
+          <w:rFonts w:cs="B Zar"/>
+          <w:sz w:val="24"/>
+          <w:szCs w:val="24"/>
+          <w:lang w:bidi="fa-IR"/>
+        </w:rPr>
+        <w:t xml:space="preserve"> TimeFrame </w:t>
+      </w:r>
+      <w:r>
+        <w:rPr>
+          <w:rFonts w:cs="B Zar"/>
+          <w:sz w:val="24"/>
+          <w:szCs w:val="24"/>
+          <w:lang w:bidi="fa-IR"/>
+        </w:rPr>
+        <w:t>}_{</w:t>
+      </w:r>
+      <w:r>
+        <w:rPr>
+          <w:rFonts w:cs="B Zar"/>
+          <w:sz w:val="24"/>
+          <w:szCs w:val="24"/>
+          <w:lang w:bidi="fa-IR"/>
+        </w:rPr>
+        <w:t xml:space="preserve"> T</w:t>
+      </w:r>
+      <w:r>
+        <w:rPr>
+          <w:rFonts w:cs="B Zar"/>
+          <w:sz w:val="24"/>
+          <w:szCs w:val="24"/>
+          <w:lang w:bidi="fa-IR"/>
+        </w:rPr>
+        <w:t>imestamp</w:t>
+      </w:r>
+      <w:r>
+        <w:rPr>
+          <w:rFonts w:cs="B Zar"/>
+          <w:sz w:val="24"/>
+          <w:szCs w:val="24"/>
+          <w:lang w:bidi="fa-IR"/>
+        </w:rPr>
+        <w:t xml:space="preserve"> </w:t>
+      </w:r>
+      <w:r>
+        <w:rPr>
+          <w:rFonts w:cs="B Zar"/>
+          <w:sz w:val="24"/>
+          <w:szCs w:val="24"/>
+          <w:lang w:bidi="fa-IR"/>
+        </w:rPr>
+        <w:t>}</w:t>
+      </w:r>
+      <w:r>
+        <w:rPr>
+          <w:rFonts w:cs="B Zar"/>
+          <w:sz w:val="24"/>
+          <w:szCs w:val="24"/>
+          <w:lang w:bidi="fa-IR"/>
+        </w:rPr>
+        <w:t>.</w:t>
+      </w:r>
+      <w:r>
+        <w:rPr>
+          <w:rFonts w:cs="B Zar"/>
+        </w:rPr>
+        <w:t>ini</w:t>
+      </w:r>
+    </w:p>
+    <w:p>
+      <w:pPr>
+        <w:rPr>
+          <w:rFonts w:cs="B Zar"/>
+        </w:rPr>
+      </w:pPr>
     </w:p>
     <w:p>
       <w:pPr>
@@ -3379,6 +3849,7 @@
           <w:szCs w:val="24"/>
           <w:lang w:bidi="fa-IR"/>
         </w:rPr>
+        <w:lastRenderedPageBreak/>
         <w:t>V1.0.</w:t>
       </w:r>
       <w:r>
@@ -3398,17 +3869,7 @@
           <w:rtl/>
           <w:lang w:bidi="fa-IR"/>
         </w:rPr>
-        <w:t xml:space="preserve"> </w:t>
-      </w:r>
-      <w:r>
-        <w:rPr>
-          <w:rFonts w:cs="B Zar" w:hint="cs"/>
-          <w:sz w:val="24"/>
-          <w:szCs w:val="24"/>
-          <w:rtl/>
-          <w:lang w:bidi="fa-IR"/>
-        </w:rPr>
-        <w:t>(ظریف)</w:t>
+        <w:t xml:space="preserve"> (ظریف)</w:t>
       </w:r>
       <w:r>
         <w:rPr>
@@ -3528,7 +3989,6 @@
           <w:rtl/>
           <w:lang w:bidi="fa-IR"/>
         </w:rPr>
-        <w:lastRenderedPageBreak/>
         <w:t xml:space="preserve">اضافه شدن بخش گزارش به ابتدای شیت </w:t>
       </w:r>
       <w:r>
@@ -3865,6 +4325,469 @@
         </w:rPr>
         <w:t>.</w:t>
       </w:r>
+    </w:p>
+    <w:p>
+      <w:pPr>
+        <w:bidi/>
+        <w:jc w:val="both"/>
+        <w:rPr>
+          <w:rFonts w:cs="B Zar"/>
+          <w:sz w:val="24"/>
+          <w:szCs w:val="24"/>
+          <w:lang w:bidi="fa-IR"/>
+        </w:rPr>
+      </w:pPr>
+    </w:p>
+    <w:p>
+      <w:pPr>
+        <w:pStyle w:val="ListParagraph"/>
+        <w:numPr>
+          <w:ilvl w:val="0"/>
+          <w:numId w:val="19"/>
+        </w:numPr>
+        <w:bidi/>
+        <w:jc w:val="both"/>
+        <w:rPr>
+          <w:rFonts w:cs="B Zar"/>
+          <w:sz w:val="24"/>
+          <w:szCs w:val="24"/>
+          <w:lang w:bidi="fa-IR"/>
+        </w:rPr>
+      </w:pPr>
+      <w:r>
+        <w:rPr>
+          <w:rFonts w:cs="B Zar"/>
+          <w:sz w:val="24"/>
+          <w:szCs w:val="24"/>
+          <w:lang w:bidi="fa-IR"/>
+        </w:rPr>
+        <w:t>V1.</w:t>
+      </w:r>
+      <w:r>
+        <w:rPr>
+          <w:rFonts w:cs="B Zar"/>
+          <w:sz w:val="24"/>
+          <w:szCs w:val="24"/>
+          <w:lang w:bidi="fa-IR"/>
+        </w:rPr>
+        <w:t>1</w:t>
+      </w:r>
+      <w:r>
+        <w:rPr>
+          <w:rFonts w:cs="B Zar"/>
+          <w:sz w:val="24"/>
+          <w:szCs w:val="24"/>
+          <w:lang w:bidi="fa-IR"/>
+        </w:rPr>
+        <w:t>.</w:t>
+      </w:r>
+      <w:r>
+        <w:rPr>
+          <w:rFonts w:cs="B Zar"/>
+          <w:sz w:val="24"/>
+          <w:szCs w:val="24"/>
+          <w:lang w:bidi="fa-IR"/>
+        </w:rPr>
+        <w:t>0</w:t>
+      </w:r>
+      <w:r>
+        <w:rPr>
+          <w:rFonts w:cs="B Zar" w:hint="cs"/>
+          <w:sz w:val="24"/>
+          <w:szCs w:val="24"/>
+          <w:rtl/>
+          <w:lang w:bidi="fa-IR"/>
+        </w:rPr>
+        <w:t xml:space="preserve"> (ظریف)</w:t>
+      </w:r>
+      <w:r>
+        <w:rPr>
+          <w:rFonts w:cs="B Zar" w:hint="cs"/>
+          <w:sz w:val="24"/>
+          <w:szCs w:val="24"/>
+          <w:rtl/>
+          <w:lang w:bidi="fa-IR"/>
+        </w:rPr>
+        <w:t>:</w:t>
+      </w:r>
+    </w:p>
+    <w:p>
+      <w:pPr>
+        <w:pStyle w:val="ListParagraph"/>
+        <w:numPr>
+          <w:ilvl w:val="1"/>
+          <w:numId w:val="19"/>
+        </w:numPr>
+        <w:bidi/>
+        <w:jc w:val="both"/>
+        <w:rPr>
+          <w:rFonts w:cs="B Zar"/>
+          <w:sz w:val="24"/>
+          <w:szCs w:val="24"/>
+          <w:lang w:bidi="fa-IR"/>
+        </w:rPr>
+      </w:pPr>
+      <w:r>
+        <w:rPr>
+          <w:rFonts w:cs="B Zar" w:hint="cs"/>
+          <w:sz w:val="24"/>
+          <w:szCs w:val="24"/>
+          <w:rtl/>
+          <w:lang w:bidi="fa-IR"/>
+        </w:rPr>
+        <w:t xml:space="preserve">گرفتن یک مقدار ورودی در فایل تنظیمات به منظور تعیین ورودی </w:t>
+      </w:r>
+      <w:r>
+        <w:rPr>
+          <w:rFonts w:cs="B Zar"/>
+          <w:sz w:val="24"/>
+          <w:szCs w:val="24"/>
+          <w:lang w:bidi="fa-IR"/>
+        </w:rPr>
+        <w:t>test</w:t>
+      </w:r>
+      <w:r>
+        <w:rPr>
+          <w:rFonts w:cs="B Zar" w:hint="cs"/>
+          <w:sz w:val="24"/>
+          <w:szCs w:val="24"/>
+          <w:rtl/>
+          <w:lang w:bidi="fa-IR"/>
+        </w:rPr>
+        <w:t xml:space="preserve"> و </w:t>
+      </w:r>
+      <w:r>
+        <w:rPr>
+          <w:rFonts w:cs="B Zar"/>
+          <w:sz w:val="24"/>
+          <w:szCs w:val="24"/>
+          <w:lang w:bidi="fa-IR"/>
+        </w:rPr>
+        <w:t>train</w:t>
+      </w:r>
+      <w:r>
+        <w:rPr>
+          <w:rFonts w:cs="B Zar" w:hint="cs"/>
+          <w:sz w:val="24"/>
+          <w:szCs w:val="24"/>
+          <w:rtl/>
+          <w:lang w:bidi="fa-IR"/>
+        </w:rPr>
+        <w:t>، این مقدار باید با ورودی اکسپرت یکسان باشد.</w:t>
+      </w:r>
+    </w:p>
+    <w:p>
+      <w:pPr>
+        <w:pStyle w:val="ListParagraph"/>
+        <w:numPr>
+          <w:ilvl w:val="1"/>
+          <w:numId w:val="19"/>
+        </w:numPr>
+        <w:bidi/>
+        <w:jc w:val="both"/>
+        <w:rPr>
+          <w:rFonts w:cs="B Zar"/>
+          <w:sz w:val="24"/>
+          <w:szCs w:val="24"/>
+          <w:lang w:bidi="fa-IR"/>
+        </w:rPr>
+      </w:pPr>
+      <w:r>
+        <w:rPr>
+          <w:rFonts w:cs="B Zar" w:hint="cs"/>
+          <w:sz w:val="24"/>
+          <w:szCs w:val="24"/>
+          <w:rtl/>
+          <w:lang w:bidi="fa-IR"/>
+        </w:rPr>
+        <w:t xml:space="preserve">اجرای برنامه برای هر دو مود </w:t>
+      </w:r>
+      <w:r>
+        <w:rPr>
+          <w:rFonts w:cs="B Zar"/>
+          <w:sz w:val="24"/>
+          <w:szCs w:val="24"/>
+          <w:lang w:bidi="fa-IR"/>
+        </w:rPr>
+        <w:t>test</w:t>
+      </w:r>
+      <w:r>
+        <w:rPr>
+          <w:rFonts w:cs="B Zar" w:hint="cs"/>
+          <w:sz w:val="24"/>
+          <w:szCs w:val="24"/>
+          <w:rtl/>
+          <w:lang w:bidi="fa-IR"/>
+        </w:rPr>
+        <w:t xml:space="preserve"> و </w:t>
+      </w:r>
+      <w:r>
+        <w:rPr>
+          <w:rFonts w:cs="B Zar"/>
+          <w:sz w:val="24"/>
+          <w:szCs w:val="24"/>
+          <w:lang w:bidi="fa-IR"/>
+        </w:rPr>
+        <w:t>train</w:t>
+      </w:r>
+      <w:r>
+        <w:rPr>
+          <w:rFonts w:cs="B Zar" w:hint="cs"/>
+          <w:sz w:val="24"/>
+          <w:szCs w:val="24"/>
+          <w:rtl/>
+          <w:lang w:bidi="fa-IR"/>
+        </w:rPr>
+        <w:t xml:space="preserve"> برای هر ورودی فایل </w:t>
+      </w:r>
+      <w:r>
+        <w:rPr>
+          <w:rFonts w:cs="B Zar"/>
+          <w:sz w:val="24"/>
+          <w:szCs w:val="24"/>
+          <w:lang w:bidi="fa-IR"/>
+        </w:rPr>
+        <w:t>csv</w:t>
+      </w:r>
+      <w:r>
+        <w:rPr>
+          <w:rFonts w:cs="B Zar" w:hint="cs"/>
+          <w:sz w:val="24"/>
+          <w:szCs w:val="24"/>
+          <w:rtl/>
+          <w:lang w:bidi="fa-IR"/>
+        </w:rPr>
+        <w:t>.</w:t>
+      </w:r>
+    </w:p>
+    <w:p>
+      <w:pPr>
+        <w:pStyle w:val="ListParagraph"/>
+        <w:numPr>
+          <w:ilvl w:val="1"/>
+          <w:numId w:val="19"/>
+        </w:numPr>
+        <w:bidi/>
+        <w:jc w:val="both"/>
+        <w:rPr>
+          <w:rFonts w:cs="B Zar"/>
+          <w:sz w:val="24"/>
+          <w:szCs w:val="24"/>
+          <w:lang w:bidi="fa-IR"/>
+        </w:rPr>
+      </w:pPr>
+      <w:r>
+        <w:rPr>
+          <w:rFonts w:cs="B Zar" w:hint="cs"/>
+          <w:sz w:val="24"/>
+          <w:szCs w:val="24"/>
+          <w:rtl/>
+          <w:lang w:bidi="fa-IR"/>
+        </w:rPr>
+        <w:t>تغییر نام فایل خروجی با فرمول زیر:</w:t>
+      </w:r>
+    </w:p>
+    <w:p>
+      <w:pPr>
+        <w:jc w:val="both"/>
+        <w:rPr>
+          <w:rFonts w:cs="B Zar"/>
+          <w:sz w:val="24"/>
+          <w:szCs w:val="24"/>
+          <w:lang w:bidi="fa-IR"/>
+        </w:rPr>
+      </w:pPr>
+      <w:r>
+        <w:rPr>
+          <w:rFonts w:cs="B Zar"/>
+          <w:sz w:val="24"/>
+          <w:szCs w:val="24"/>
+          <w:lang w:bidi="fa-IR"/>
+        </w:rPr>
+        <w:t>Res{</w:t>
+      </w:r>
+      <w:r>
+        <w:rPr>
+          <w:rFonts w:cs="B Zar"/>
+          <w:sz w:val="24"/>
+          <w:szCs w:val="24"/>
+          <w:lang w:bidi="fa-IR"/>
+        </w:rPr>
+        <w:t xml:space="preserve"> </w:t>
+      </w:r>
+      <w:r>
+        <w:rPr>
+          <w:rFonts w:cs="B Zar"/>
+          <w:sz w:val="24"/>
+          <w:szCs w:val="24"/>
+          <w:lang w:bidi="fa-IR"/>
+        </w:rPr>
+        <w:t>P</w:t>
+      </w:r>
+      <w:r>
+        <w:rPr>
+          <w:rFonts w:cs="B Zar"/>
+          <w:sz w:val="24"/>
+          <w:szCs w:val="24"/>
+          <w:lang w:bidi="fa-IR"/>
+        </w:rPr>
+        <w:t>ass</w:t>
+      </w:r>
+      <w:r>
+        <w:rPr>
+          <w:rFonts w:cs="B Zar"/>
+          <w:sz w:val="24"/>
+          <w:szCs w:val="24"/>
+          <w:lang w:bidi="fa-IR"/>
+        </w:rPr>
+        <w:t>Number</w:t>
+      </w:r>
+      <w:r>
+        <w:rPr>
+          <w:rFonts w:cs="B Zar"/>
+          <w:sz w:val="24"/>
+          <w:szCs w:val="24"/>
+          <w:lang w:bidi="fa-IR"/>
+        </w:rPr>
+        <w:t xml:space="preserve"> </w:t>
+      </w:r>
+      <w:r>
+        <w:rPr>
+          <w:rFonts w:cs="B Zar"/>
+          <w:sz w:val="24"/>
+          <w:szCs w:val="24"/>
+          <w:lang w:bidi="fa-IR"/>
+        </w:rPr>
+        <w:t>}_{</w:t>
+      </w:r>
+      <w:r>
+        <w:rPr>
+          <w:rFonts w:cs="B Zar"/>
+          <w:sz w:val="24"/>
+          <w:szCs w:val="24"/>
+          <w:lang w:bidi="fa-IR"/>
+        </w:rPr>
+        <w:t xml:space="preserve"> Mode </w:t>
+      </w:r>
+      <w:r>
+        <w:rPr>
+          <w:rFonts w:cs="B Zar"/>
+          <w:sz w:val="24"/>
+          <w:szCs w:val="24"/>
+          <w:lang w:bidi="fa-IR"/>
+        </w:rPr>
+        <w:t>}_{</w:t>
+      </w:r>
+      <w:r>
+        <w:rPr>
+          <w:rFonts w:cs="B Zar"/>
+          <w:sz w:val="24"/>
+          <w:szCs w:val="24"/>
+          <w:lang w:bidi="fa-IR"/>
+        </w:rPr>
+        <w:t xml:space="preserve"> </w:t>
+      </w:r>
+      <w:r>
+        <w:rPr>
+          <w:rFonts w:cs="B Zar"/>
+          <w:sz w:val="24"/>
+          <w:szCs w:val="24"/>
+          <w:lang w:bidi="fa-IR"/>
+        </w:rPr>
+        <w:t>Symbol</w:t>
+      </w:r>
+      <w:r>
+        <w:rPr>
+          <w:rFonts w:cs="B Zar"/>
+          <w:sz w:val="24"/>
+          <w:szCs w:val="24"/>
+          <w:lang w:bidi="fa-IR"/>
+        </w:rPr>
+        <w:t xml:space="preserve"> </w:t>
+      </w:r>
+      <w:r>
+        <w:rPr>
+          <w:rFonts w:cs="B Zar"/>
+          <w:sz w:val="24"/>
+          <w:szCs w:val="24"/>
+          <w:lang w:bidi="fa-IR"/>
+        </w:rPr>
+        <w:t>}_{</w:t>
+      </w:r>
+      <w:r>
+        <w:rPr>
+          <w:rFonts w:cs="B Zar"/>
+          <w:sz w:val="24"/>
+          <w:szCs w:val="24"/>
+          <w:lang w:bidi="fa-IR"/>
+        </w:rPr>
+        <w:t xml:space="preserve"> TimeFrame </w:t>
+      </w:r>
+      <w:r>
+        <w:rPr>
+          <w:rFonts w:cs="B Zar"/>
+          <w:sz w:val="24"/>
+          <w:szCs w:val="24"/>
+          <w:lang w:bidi="fa-IR"/>
+        </w:rPr>
+        <w:t>}_{</w:t>
+      </w:r>
+      <w:r>
+        <w:rPr>
+          <w:rFonts w:cs="B Zar"/>
+          <w:sz w:val="24"/>
+          <w:szCs w:val="24"/>
+          <w:lang w:bidi="fa-IR"/>
+        </w:rPr>
+        <w:t xml:space="preserve"> T</w:t>
+      </w:r>
+      <w:r>
+        <w:rPr>
+          <w:rFonts w:cs="B Zar"/>
+          <w:sz w:val="24"/>
+          <w:szCs w:val="24"/>
+          <w:lang w:bidi="fa-IR"/>
+        </w:rPr>
+        <w:t>imestamp</w:t>
+      </w:r>
+      <w:r>
+        <w:rPr>
+          <w:rFonts w:cs="B Zar"/>
+          <w:sz w:val="24"/>
+          <w:szCs w:val="24"/>
+          <w:lang w:bidi="fa-IR"/>
+        </w:rPr>
+        <w:t xml:space="preserve"> </w:t>
+      </w:r>
+      <w:r>
+        <w:rPr>
+          <w:rFonts w:cs="B Zar"/>
+          <w:sz w:val="24"/>
+          <w:szCs w:val="24"/>
+          <w:lang w:bidi="fa-IR"/>
+        </w:rPr>
+        <w:t>}</w:t>
+      </w:r>
+      <w:r>
+        <w:rPr>
+          <w:rFonts w:cs="B Zar"/>
+          <w:sz w:val="24"/>
+          <w:szCs w:val="24"/>
+          <w:lang w:bidi="fa-IR"/>
+        </w:rPr>
+        <w:t>.xlsx</w:t>
+      </w:r>
+    </w:p>
+    <w:p>
+      <w:pPr>
+        <w:jc w:val="both"/>
+        <w:rPr>
+          <w:rFonts w:cs="B Zar"/>
+          <w:sz w:val="24"/>
+          <w:szCs w:val="24"/>
+          <w:lang w:bidi="fa-IR"/>
+        </w:rPr>
+      </w:pPr>
     </w:p>
     <w:p>
       <w:pPr>
@@ -6635,7 +7558,7 @@
   <w:style w:type="paragraph" w:default="1" w:styleId="Normal">
     <w:name w:val="Normal"/>
     <w:qFormat/>
-    <w:rsid w:val="00A80B6B"/>
+    <w:rsid w:val="00E37F34"/>
   </w:style>
   <w:style w:type="paragraph" w:styleId="Heading1">
     <w:name w:val="heading 1"/>

--- a/document/Readme.docx
+++ b/document/Readme.docx
@@ -55,13 +55,23 @@
         </w:rPr>
         <w:t>این نرم‌افزار جهت اجرای خودکار تست‌های استراتژی در</w:t>
       </w:r>
+      <w:proofErr w:type="spellStart"/>
       <w:r>
         <w:rPr>
           <w:rFonts w:cs="B Zar"/>
           <w:b/>
           <w:bCs/>
         </w:rPr>
-        <w:t>MetaTrader 5</w:t>
+        <w:t>MetaTrader</w:t>
+      </w:r>
+      <w:proofErr w:type="spellEnd"/>
+      <w:r>
+        <w:rPr>
+          <w:rFonts w:cs="B Zar"/>
+          <w:b/>
+          <w:bCs/>
+        </w:rPr>
+        <w:t xml:space="preserve"> 5</w:t>
       </w:r>
       <w:r>
         <w:rPr>
@@ -242,11 +252,19 @@
           <w:rFonts w:cs="B Zar"/>
         </w:rPr>
       </w:pPr>
-      <w:r>
-        <w:rPr>
-          <w:rFonts w:cs="B Zar"/>
-        </w:rPr>
-        <w:t>MetaTrader 5</w:t>
+      <w:proofErr w:type="spellStart"/>
+      <w:r>
+        <w:rPr>
+          <w:rFonts w:cs="B Zar"/>
+        </w:rPr>
+        <w:t>MetaTrader</w:t>
+      </w:r>
+      <w:proofErr w:type="spellEnd"/>
+      <w:r>
+        <w:rPr>
+          <w:rFonts w:cs="B Zar"/>
+        </w:rPr>
+        <w:t xml:space="preserve"> 5</w:t>
       </w:r>
       <w:r>
         <w:rPr>
@@ -330,11 +348,19 @@
         </w:rPr>
         <w:t xml:space="preserve"> نصب </w:t>
       </w:r>
-      <w:r>
-        <w:rPr>
-          <w:rFonts w:cs="B Zar"/>
-        </w:rPr>
-        <w:t>MetaTrader 5</w:t>
+      <w:proofErr w:type="spellStart"/>
+      <w:r>
+        <w:rPr>
+          <w:rFonts w:cs="B Zar"/>
+        </w:rPr>
+        <w:t>MetaTrader</w:t>
+      </w:r>
+      <w:proofErr w:type="spellEnd"/>
+      <w:r>
+        <w:rPr>
+          <w:rFonts w:cs="B Zar"/>
+        </w:rPr>
+        <w:t xml:space="preserve"> 5</w:t>
       </w:r>
       <w:r>
         <w:rPr>
@@ -1190,12 +1216,14 @@
           <w:rFonts w:cs="B Zar"/>
         </w:rPr>
       </w:pPr>
+      <w:proofErr w:type="spellStart"/>
       <w:r>
         <w:rPr>
           <w:rFonts w:cs="B Zar"/>
         </w:rPr>
         <w:t>TerminalPath</w:t>
       </w:r>
+      <w:proofErr w:type="spellEnd"/>
       <w:r>
         <w:rPr>
           <w:rFonts w:cs="B Zar" w:hint="cs"/>
@@ -1230,12 +1258,14 @@
           <w:rtl/>
         </w:rPr>
       </w:pPr>
+      <w:proofErr w:type="spellStart"/>
       <w:r>
         <w:rPr>
           <w:rFonts w:cs="B Zar"/>
         </w:rPr>
         <w:t>DataFolderPath</w:t>
       </w:r>
+      <w:proofErr w:type="spellEnd"/>
       <w:r>
         <w:rPr>
           <w:rFonts w:cs="B Zar" w:hint="cs"/>
@@ -1746,6 +1776,7 @@
           <w:lang w:bidi="fa-IR"/>
         </w:rPr>
       </w:pPr>
+      <w:proofErr w:type="spellStart"/>
       <w:r>
         <w:rPr>
           <w:rFonts w:cs="B Zar"/>
@@ -1753,6 +1784,7 @@
         </w:rPr>
         <w:t>FromDate</w:t>
       </w:r>
+      <w:proofErr w:type="spellEnd"/>
       <w:r>
         <w:rPr>
           <w:rFonts w:cs="B Zar" w:hint="cs"/>
@@ -1805,6 +1837,7 @@
           <w:lang w:bidi="fa-IR"/>
         </w:rPr>
       </w:pPr>
+      <w:proofErr w:type="spellStart"/>
       <w:r>
         <w:rPr>
           <w:rFonts w:cs="B Zar"/>
@@ -1812,6 +1845,7 @@
         </w:rPr>
         <w:t>ToDate</w:t>
       </w:r>
+      <w:proofErr w:type="spellEnd"/>
       <w:r>
         <w:rPr>
           <w:rFonts w:cs="B Zar" w:hint="cs"/>
@@ -1945,12 +1979,14 @@
         </w:rPr>
         <w:t>ورودی های اکسپرت (</w:t>
       </w:r>
+      <w:proofErr w:type="spellStart"/>
       <w:r>
         <w:rPr>
           <w:rFonts w:cs="B Zar"/>
         </w:rPr>
         <w:t>TesterInputs</w:t>
       </w:r>
+      <w:proofErr w:type="spellEnd"/>
       <w:r>
         <w:rPr>
           <w:rFonts w:cs="B Zar" w:hint="cs"/>
@@ -2643,12 +2679,14 @@
         </w:rPr>
         <w:t xml:space="preserve">برنامه متا تریدر در ابتدا فایل </w:t>
       </w:r>
+      <w:proofErr w:type="spellStart"/>
       <w:r>
         <w:rPr>
           <w:rFonts w:cs="B Zar"/>
         </w:rPr>
         <w:t>htm</w:t>
       </w:r>
+      <w:proofErr w:type="spellEnd"/>
       <w:r>
         <w:rPr>
           <w:rFonts w:cs="B Zar" w:hint="cs"/>
@@ -2701,6 +2739,7 @@
           <w:lang w:bidi="fa-IR"/>
         </w:rPr>
       </w:pPr>
+      <w:proofErr w:type="gramStart"/>
       <w:r>
         <w:rPr>
           <w:rFonts w:cs="B Zar"/>
@@ -2717,7 +2756,17 @@
           <w:szCs w:val="24"/>
           <w:lang w:bidi="fa-IR"/>
         </w:rPr>
-        <w:t xml:space="preserve"> P</w:t>
+        <w:t xml:space="preserve"> </w:t>
+      </w:r>
+      <w:proofErr w:type="spellStart"/>
+      <w:r>
+        <w:rPr>
+          <w:rFonts w:cs="B Zar"/>
+          <w:sz w:val="24"/>
+          <w:szCs w:val="24"/>
+          <w:lang w:bidi="fa-IR"/>
+        </w:rPr>
+        <w:t>P</w:t>
       </w:r>
       <w:r>
         <w:rPr>
@@ -2737,6 +2786,8 @@
         </w:rPr>
         <w:t>Number</w:t>
       </w:r>
+      <w:proofErr w:type="spellEnd"/>
+      <w:proofErr w:type="gramEnd"/>
       <w:r>
         <w:rPr>
           <w:rFonts w:cs="B Zar"/>
@@ -2816,7 +2867,27 @@
           <w:szCs w:val="24"/>
           <w:lang w:bidi="fa-IR"/>
         </w:rPr>
-        <w:t xml:space="preserve"> TimeFrame </w:t>
+        <w:t xml:space="preserve"> </w:t>
+      </w:r>
+      <w:proofErr w:type="spellStart"/>
+      <w:r>
+        <w:rPr>
+          <w:rFonts w:cs="B Zar"/>
+          <w:sz w:val="24"/>
+          <w:szCs w:val="24"/>
+          <w:lang w:bidi="fa-IR"/>
+        </w:rPr>
+        <w:t>TimeFrame</w:t>
+      </w:r>
+      <w:proofErr w:type="spellEnd"/>
+      <w:r>
+        <w:rPr>
+          <w:rFonts w:cs="B Zar"/>
+          <w:sz w:val="24"/>
+          <w:szCs w:val="24"/>
+          <w:lang w:bidi="fa-IR"/>
+        </w:rPr>
+        <w:t xml:space="preserve"> </w:t>
       </w:r>
       <w:r>
         <w:rPr>
@@ -2885,6 +2956,7 @@
           <w:rFonts w:cs="B Zar"/>
         </w:rPr>
       </w:pPr>
+      <w:proofErr w:type="gramStart"/>
       <w:r>
         <w:rPr>
           <w:rFonts w:cs="B Zar"/>
@@ -2901,7 +2973,17 @@
           <w:szCs w:val="24"/>
           <w:lang w:bidi="fa-IR"/>
         </w:rPr>
-        <w:t xml:space="preserve"> P</w:t>
+        <w:t xml:space="preserve"> </w:t>
+      </w:r>
+      <w:proofErr w:type="spellStart"/>
+      <w:r>
+        <w:rPr>
+          <w:rFonts w:cs="B Zar"/>
+          <w:sz w:val="24"/>
+          <w:szCs w:val="24"/>
+          <w:lang w:bidi="fa-IR"/>
+        </w:rPr>
+        <w:t>P</w:t>
       </w:r>
       <w:r>
         <w:rPr>
@@ -2921,6 +3003,35 @@
         </w:rPr>
         <w:t>Number</w:t>
       </w:r>
+      <w:proofErr w:type="spellEnd"/>
+      <w:proofErr w:type="gramEnd"/>
+      <w:r>
+        <w:rPr>
+          <w:rFonts w:cs="B Zar"/>
+          <w:sz w:val="24"/>
+          <w:szCs w:val="24"/>
+          <w:lang w:bidi="fa-IR"/>
+        </w:rPr>
+        <w:t xml:space="preserve"> }_{</w:t>
+      </w:r>
+      <w:r>
+        <w:rPr>
+          <w:rFonts w:cs="B Zar"/>
+          <w:sz w:val="24"/>
+          <w:szCs w:val="24"/>
+          <w:lang w:bidi="fa-IR"/>
+        </w:rPr>
+        <w:t xml:space="preserve"> Mode </w:t>
+      </w:r>
+      <w:r>
+        <w:rPr>
+          <w:rFonts w:cs="B Zar"/>
+          <w:sz w:val="24"/>
+          <w:szCs w:val="24"/>
+          <w:lang w:bidi="fa-IR"/>
+        </w:rPr>
+        <w:t>}_{</w:t>
+      </w:r>
       <w:r>
         <w:rPr>
           <w:rFonts w:cs="B Zar"/>
@@ -2937,6 +3048,24 @@
           <w:szCs w:val="24"/>
           <w:lang w:bidi="fa-IR"/>
         </w:rPr>
+        <w:t>Symbol</w:t>
+      </w:r>
+      <w:r>
+        <w:rPr>
+          <w:rFonts w:cs="B Zar"/>
+          <w:sz w:val="24"/>
+          <w:szCs w:val="24"/>
+          <w:lang w:bidi="fa-IR"/>
+        </w:rPr>
+        <w:t xml:space="preserve"> </w:t>
+      </w:r>
+      <w:r>
+        <w:rPr>
+          <w:rFonts w:cs="B Zar"/>
+          <w:sz w:val="24"/>
+          <w:szCs w:val="24"/>
+          <w:lang w:bidi="fa-IR"/>
+        </w:rPr>
         <w:t>}_{</w:t>
       </w:r>
       <w:r>
@@ -2946,6 +3075,162 @@
           <w:szCs w:val="24"/>
           <w:lang w:bidi="fa-IR"/>
         </w:rPr>
+        <w:t xml:space="preserve"> </w:t>
+      </w:r>
+      <w:proofErr w:type="spellStart"/>
+      <w:r>
+        <w:rPr>
+          <w:rFonts w:cs="B Zar"/>
+          <w:sz w:val="24"/>
+          <w:szCs w:val="24"/>
+          <w:lang w:bidi="fa-IR"/>
+        </w:rPr>
+        <w:t>TimeFrame</w:t>
+      </w:r>
+      <w:proofErr w:type="spellEnd"/>
+      <w:r>
+        <w:rPr>
+          <w:rFonts w:cs="B Zar"/>
+          <w:sz w:val="24"/>
+          <w:szCs w:val="24"/>
+          <w:lang w:bidi="fa-IR"/>
+        </w:rPr>
+        <w:t xml:space="preserve"> </w:t>
+      </w:r>
+      <w:r>
+        <w:rPr>
+          <w:rFonts w:cs="B Zar"/>
+          <w:sz w:val="24"/>
+          <w:szCs w:val="24"/>
+          <w:lang w:bidi="fa-IR"/>
+        </w:rPr>
+        <w:t>}_{</w:t>
+      </w:r>
+      <w:r>
+        <w:rPr>
+          <w:rFonts w:cs="B Zar"/>
+          <w:sz w:val="24"/>
+          <w:szCs w:val="24"/>
+          <w:lang w:bidi="fa-IR"/>
+        </w:rPr>
+        <w:t xml:space="preserve"> T</w:t>
+      </w:r>
+      <w:r>
+        <w:rPr>
+          <w:rFonts w:cs="B Zar"/>
+          <w:sz w:val="24"/>
+          <w:szCs w:val="24"/>
+          <w:lang w:bidi="fa-IR"/>
+        </w:rPr>
+        <w:t>imestamp</w:t>
+      </w:r>
+      <w:r>
+        <w:rPr>
+          <w:rFonts w:cs="B Zar"/>
+          <w:sz w:val="24"/>
+          <w:szCs w:val="24"/>
+          <w:lang w:bidi="fa-IR"/>
+        </w:rPr>
+        <w:t xml:space="preserve"> </w:t>
+      </w:r>
+      <w:r>
+        <w:rPr>
+          <w:rFonts w:cs="B Zar"/>
+          <w:sz w:val="24"/>
+          <w:szCs w:val="24"/>
+          <w:lang w:bidi="fa-IR"/>
+        </w:rPr>
+        <w:t>}</w:t>
+      </w:r>
+      <w:r>
+        <w:rPr>
+          <w:rFonts w:cs="B Zar"/>
+          <w:sz w:val="24"/>
+          <w:szCs w:val="24"/>
+          <w:lang w:bidi="fa-IR"/>
+        </w:rPr>
+        <w:t>.</w:t>
+      </w:r>
+      <w:proofErr w:type="spellStart"/>
+      <w:r>
+        <w:rPr>
+          <w:rFonts w:cs="B Zar"/>
+        </w:rPr>
+        <w:t>htm</w:t>
+      </w:r>
+      <w:proofErr w:type="spellEnd"/>
+    </w:p>
+    <w:p>
+      <w:pPr>
+        <w:rPr>
+          <w:rFonts w:cs="B Zar"/>
+        </w:rPr>
+      </w:pPr>
+      <w:proofErr w:type="gramStart"/>
+      <w:r>
+        <w:rPr>
+          <w:rFonts w:cs="B Zar"/>
+          <w:sz w:val="24"/>
+          <w:szCs w:val="24"/>
+          <w:lang w:bidi="fa-IR"/>
+        </w:rPr>
+        <w:t>Res{</w:t>
+      </w:r>
+      <w:r>
+        <w:rPr>
+          <w:rFonts w:cs="B Zar"/>
+          <w:sz w:val="24"/>
+          <w:szCs w:val="24"/>
+          <w:lang w:bidi="fa-IR"/>
+        </w:rPr>
+        <w:t xml:space="preserve"> </w:t>
+      </w:r>
+      <w:proofErr w:type="spellStart"/>
+      <w:r>
+        <w:rPr>
+          <w:rFonts w:cs="B Zar"/>
+          <w:sz w:val="24"/>
+          <w:szCs w:val="24"/>
+          <w:lang w:bidi="fa-IR"/>
+        </w:rPr>
+        <w:t>P</w:t>
+      </w:r>
+      <w:r>
+        <w:rPr>
+          <w:rFonts w:cs="B Zar"/>
+          <w:sz w:val="24"/>
+          <w:szCs w:val="24"/>
+          <w:lang w:bidi="fa-IR"/>
+        </w:rPr>
+        <w:t>ass</w:t>
+      </w:r>
+      <w:r>
+        <w:rPr>
+          <w:rFonts w:cs="B Zar"/>
+          <w:sz w:val="24"/>
+          <w:szCs w:val="24"/>
+          <w:lang w:bidi="fa-IR"/>
+        </w:rPr>
+        <w:t>Number</w:t>
+      </w:r>
+      <w:proofErr w:type="spellEnd"/>
+      <w:proofErr w:type="gramEnd"/>
+      <w:r>
+        <w:rPr>
+          <w:rFonts w:cs="B Zar"/>
+          <w:sz w:val="24"/>
+          <w:szCs w:val="24"/>
+          <w:lang w:bidi="fa-IR"/>
+        </w:rPr>
+        <w:t xml:space="preserve"> }_{</w:t>
+      </w:r>
+      <w:r>
+        <w:rPr>
+          <w:rFonts w:cs="B Zar"/>
+          <w:sz w:val="24"/>
+          <w:szCs w:val="24"/>
+          <w:lang w:bidi="fa-IR"/>
+        </w:rPr>
         <w:t xml:space="preserve"> Mode </w:t>
       </w:r>
       <w:r>
@@ -3000,7 +3285,27 @@
           <w:szCs w:val="24"/>
           <w:lang w:bidi="fa-IR"/>
         </w:rPr>
-        <w:t xml:space="preserve"> TimeFrame </w:t>
+        <w:t xml:space="preserve"> </w:t>
+      </w:r>
+      <w:proofErr w:type="spellStart"/>
+      <w:r>
+        <w:rPr>
+          <w:rFonts w:cs="B Zar"/>
+          <w:sz w:val="24"/>
+          <w:szCs w:val="24"/>
+          <w:lang w:bidi="fa-IR"/>
+        </w:rPr>
+        <w:t>TimeFrame</w:t>
+      </w:r>
+      <w:proofErr w:type="spellEnd"/>
+      <w:r>
+        <w:rPr>
+          <w:rFonts w:cs="B Zar"/>
+          <w:sz w:val="24"/>
+          <w:szCs w:val="24"/>
+          <w:lang w:bidi="fa-IR"/>
+        </w:rPr>
+        <w:t xml:space="preserve"> </w:t>
       </w:r>
       <w:r>
         <w:rPr>
@@ -3056,187 +3361,14 @@
         </w:rPr>
         <w:t>.</w:t>
       </w:r>
-      <w:r>
-        <w:rPr>
-          <w:rFonts w:cs="B Zar"/>
-        </w:rPr>
-        <w:t>htm</w:t>
-      </w:r>
-    </w:p>
-    <w:p>
-      <w:pPr>
-        <w:rPr>
-          <w:rFonts w:cs="B Zar"/>
-        </w:rPr>
-      </w:pPr>
-      <w:r>
-        <w:rPr>
-          <w:rFonts w:cs="B Zar"/>
-          <w:sz w:val="24"/>
-          <w:szCs w:val="24"/>
-          <w:lang w:bidi="fa-IR"/>
-        </w:rPr>
-        <w:t>Res{</w:t>
-      </w:r>
-      <w:r>
-        <w:rPr>
-          <w:rFonts w:cs="B Zar"/>
-          <w:sz w:val="24"/>
-          <w:szCs w:val="24"/>
-          <w:lang w:bidi="fa-IR"/>
-        </w:rPr>
-        <w:t xml:space="preserve"> P</w:t>
-      </w:r>
-      <w:r>
-        <w:rPr>
-          <w:rFonts w:cs="B Zar"/>
-          <w:sz w:val="24"/>
-          <w:szCs w:val="24"/>
-          <w:lang w:bidi="fa-IR"/>
-        </w:rPr>
-        <w:t>ass</w:t>
-      </w:r>
-      <w:r>
-        <w:rPr>
-          <w:rFonts w:cs="B Zar"/>
-          <w:sz w:val="24"/>
-          <w:szCs w:val="24"/>
-          <w:lang w:bidi="fa-IR"/>
-        </w:rPr>
-        <w:t>Number</w:t>
-      </w:r>
-      <w:r>
-        <w:rPr>
-          <w:rFonts w:cs="B Zar"/>
-          <w:sz w:val="24"/>
-          <w:szCs w:val="24"/>
-          <w:lang w:bidi="fa-IR"/>
-        </w:rPr>
-        <w:t xml:space="preserve"> }_{</w:t>
-      </w:r>
-      <w:r>
-        <w:rPr>
-          <w:rFonts w:cs="B Zar"/>
-          <w:sz w:val="24"/>
-          <w:szCs w:val="24"/>
-          <w:lang w:bidi="fa-IR"/>
-        </w:rPr>
-        <w:t xml:space="preserve"> Mode </w:t>
-      </w:r>
-      <w:r>
-        <w:rPr>
-          <w:rFonts w:cs="B Zar"/>
-          <w:sz w:val="24"/>
-          <w:szCs w:val="24"/>
-          <w:lang w:bidi="fa-IR"/>
-        </w:rPr>
-        <w:t>}_{</w:t>
-      </w:r>
-      <w:r>
-        <w:rPr>
-          <w:rFonts w:cs="B Zar"/>
-          <w:sz w:val="24"/>
-          <w:szCs w:val="24"/>
-          <w:lang w:bidi="fa-IR"/>
-        </w:rPr>
-        <w:t xml:space="preserve"> </w:t>
-      </w:r>
-      <w:r>
-        <w:rPr>
-          <w:rFonts w:cs="B Zar"/>
-          <w:sz w:val="24"/>
-          <w:szCs w:val="24"/>
-          <w:lang w:bidi="fa-IR"/>
-        </w:rPr>
-        <w:t>Symbol</w:t>
-      </w:r>
-      <w:r>
-        <w:rPr>
-          <w:rFonts w:cs="B Zar"/>
-          <w:sz w:val="24"/>
-          <w:szCs w:val="24"/>
-          <w:lang w:bidi="fa-IR"/>
-        </w:rPr>
-        <w:t xml:space="preserve"> </w:t>
-      </w:r>
-      <w:r>
-        <w:rPr>
-          <w:rFonts w:cs="B Zar"/>
-          <w:sz w:val="24"/>
-          <w:szCs w:val="24"/>
-          <w:lang w:bidi="fa-IR"/>
-        </w:rPr>
-        <w:t>}_{</w:t>
-      </w:r>
-      <w:r>
-        <w:rPr>
-          <w:rFonts w:cs="B Zar"/>
-          <w:sz w:val="24"/>
-          <w:szCs w:val="24"/>
-          <w:lang w:bidi="fa-IR"/>
-        </w:rPr>
-        <w:t xml:space="preserve"> TimeFrame </w:t>
-      </w:r>
-      <w:r>
-        <w:rPr>
-          <w:rFonts w:cs="B Zar"/>
-          <w:sz w:val="24"/>
-          <w:szCs w:val="24"/>
-          <w:lang w:bidi="fa-IR"/>
-        </w:rPr>
-        <w:t>}_{</w:t>
-      </w:r>
-      <w:r>
-        <w:rPr>
-          <w:rFonts w:cs="B Zar"/>
-          <w:sz w:val="24"/>
-          <w:szCs w:val="24"/>
-          <w:lang w:bidi="fa-IR"/>
-        </w:rPr>
-        <w:t xml:space="preserve"> T</w:t>
-      </w:r>
-      <w:r>
-        <w:rPr>
-          <w:rFonts w:cs="B Zar"/>
-          <w:sz w:val="24"/>
-          <w:szCs w:val="24"/>
-          <w:lang w:bidi="fa-IR"/>
-        </w:rPr>
-        <w:t>imestamp</w:t>
-      </w:r>
-      <w:r>
-        <w:rPr>
-          <w:rFonts w:cs="B Zar"/>
-          <w:sz w:val="24"/>
-          <w:szCs w:val="24"/>
-          <w:lang w:bidi="fa-IR"/>
-        </w:rPr>
-        <w:t xml:space="preserve"> </w:t>
-      </w:r>
-      <w:r>
-        <w:rPr>
-          <w:rFonts w:cs="B Zar"/>
-          <w:sz w:val="24"/>
-          <w:szCs w:val="24"/>
-          <w:lang w:bidi="fa-IR"/>
-        </w:rPr>
-        <w:t>}</w:t>
-      </w:r>
-      <w:r>
-        <w:rPr>
-          <w:rFonts w:cs="B Zar"/>
-          <w:sz w:val="24"/>
-          <w:szCs w:val="24"/>
-          <w:lang w:bidi="fa-IR"/>
-        </w:rPr>
-        <w:t>.</w:t>
-      </w:r>
+      <w:proofErr w:type="spellStart"/>
       <w:r>
         <w:rPr>
           <w:rFonts w:cs="B Zar"/>
         </w:rPr>
         <w:t>ini</w:t>
       </w:r>
+      <w:proofErr w:type="spellEnd"/>
     </w:p>
     <w:p>
       <w:pPr>
@@ -3927,6 +4059,7 @@
         </w:rPr>
         <w:t xml:space="preserve"> به </w:t>
       </w:r>
+      <w:proofErr w:type="spellStart"/>
       <w:r>
         <w:rPr>
           <w:rFonts w:cs="B Zar"/>
@@ -3954,6 +4087,7 @@
         </w:rPr>
         <w:t>est</w:t>
       </w:r>
+      <w:proofErr w:type="spellEnd"/>
       <w:r>
         <w:rPr>
           <w:rFonts w:cs="B Zar" w:hint="cs"/>
@@ -3991,6 +4125,7 @@
         </w:rPr>
         <w:t xml:space="preserve">اضافه شدن بخش گزارش به ابتدای شیت </w:t>
       </w:r>
+      <w:proofErr w:type="spellStart"/>
       <w:r>
         <w:rPr>
           <w:rFonts w:cs="B Zar"/>
@@ -4000,6 +4135,7 @@
         </w:rPr>
         <w:t>Backtest</w:t>
       </w:r>
+      <w:proofErr w:type="spellEnd"/>
       <w:r>
         <w:rPr>
           <w:rFonts w:cs="B Zar" w:hint="cs"/>
@@ -4597,6 +4733,7 @@
           <w:lang w:bidi="fa-IR"/>
         </w:rPr>
       </w:pPr>
+      <w:proofErr w:type="gramStart"/>
       <w:r>
         <w:rPr>
           <w:rFonts w:cs="B Zar"/>
@@ -4615,6 +4752,7 @@
         </w:rPr>
         <w:t xml:space="preserve"> </w:t>
       </w:r>
+      <w:proofErr w:type="spellStart"/>
       <w:r>
         <w:rPr>
           <w:rFonts w:cs="B Zar"/>
@@ -4642,6 +4780,35 @@
         </w:rPr>
         <w:t>Number</w:t>
       </w:r>
+      <w:proofErr w:type="spellEnd"/>
+      <w:proofErr w:type="gramEnd"/>
+      <w:r>
+        <w:rPr>
+          <w:rFonts w:cs="B Zar"/>
+          <w:sz w:val="24"/>
+          <w:szCs w:val="24"/>
+          <w:lang w:bidi="fa-IR"/>
+        </w:rPr>
+        <w:t xml:space="preserve"> }_{</w:t>
+      </w:r>
+      <w:r>
+        <w:rPr>
+          <w:rFonts w:cs="B Zar"/>
+          <w:sz w:val="24"/>
+          <w:szCs w:val="24"/>
+          <w:lang w:bidi="fa-IR"/>
+        </w:rPr>
+        <w:t xml:space="preserve"> Mode </w:t>
+      </w:r>
+      <w:r>
+        <w:rPr>
+          <w:rFonts w:cs="B Zar"/>
+          <w:sz w:val="24"/>
+          <w:szCs w:val="24"/>
+          <w:lang w:bidi="fa-IR"/>
+        </w:rPr>
+        <w:t>}_{</w:t>
+      </w:r>
       <w:r>
         <w:rPr>
           <w:rFonts w:cs="B Zar"/>
@@ -4658,6 +4825,24 @@
           <w:szCs w:val="24"/>
           <w:lang w:bidi="fa-IR"/>
         </w:rPr>
+        <w:t>Symbol</w:t>
+      </w:r>
+      <w:r>
+        <w:rPr>
+          <w:rFonts w:cs="B Zar"/>
+          <w:sz w:val="24"/>
+          <w:szCs w:val="24"/>
+          <w:lang w:bidi="fa-IR"/>
+        </w:rPr>
+        <w:t xml:space="preserve"> </w:t>
+      </w:r>
+      <w:r>
+        <w:rPr>
+          <w:rFonts w:cs="B Zar"/>
+          <w:sz w:val="24"/>
+          <w:szCs w:val="24"/>
+          <w:lang w:bidi="fa-IR"/>
+        </w:rPr>
         <w:t>}_{</w:t>
       </w:r>
       <w:r>
@@ -4667,7 +4852,27 @@
           <w:szCs w:val="24"/>
           <w:lang w:bidi="fa-IR"/>
         </w:rPr>
-        <w:t xml:space="preserve"> Mode </w:t>
+        <w:t xml:space="preserve"> </w:t>
+      </w:r>
+      <w:proofErr w:type="spellStart"/>
+      <w:r>
+        <w:rPr>
+          <w:rFonts w:cs="B Zar"/>
+          <w:sz w:val="24"/>
+          <w:szCs w:val="24"/>
+          <w:lang w:bidi="fa-IR"/>
+        </w:rPr>
+        <w:t>TimeFrame</w:t>
+      </w:r>
+      <w:proofErr w:type="spellEnd"/>
+      <w:r>
+        <w:rPr>
+          <w:rFonts w:cs="B Zar"/>
+          <w:sz w:val="24"/>
+          <w:szCs w:val="24"/>
+          <w:lang w:bidi="fa-IR"/>
+        </w:rPr>
+        <w:t xml:space="preserve"> </w:t>
       </w:r>
       <w:r>
         <w:rPr>
@@ -4685,6 +4890,24 @@
           <w:szCs w:val="24"/>
           <w:lang w:bidi="fa-IR"/>
         </w:rPr>
+        <w:t xml:space="preserve"> T</w:t>
+      </w:r>
+      <w:r>
+        <w:rPr>
+          <w:rFonts w:cs="B Zar"/>
+          <w:sz w:val="24"/>
+          <w:szCs w:val="24"/>
+          <w:lang w:bidi="fa-IR"/>
+        </w:rPr>
+        <w:t>imestamp</w:t>
+      </w:r>
+      <w:r>
+        <w:rPr>
+          <w:rFonts w:cs="B Zar"/>
+          <w:sz w:val="24"/>
+          <w:szCs w:val="24"/>
+          <w:lang w:bidi="fa-IR"/>
+        </w:rPr>
         <w:t xml:space="preserve"> </w:t>
       </w:r>
       <w:r>
@@ -4694,78 +4917,6 @@
           <w:szCs w:val="24"/>
           <w:lang w:bidi="fa-IR"/>
         </w:rPr>
-        <w:t>Symbol</w:t>
-      </w:r>
-      <w:r>
-        <w:rPr>
-          <w:rFonts w:cs="B Zar"/>
-          <w:sz w:val="24"/>
-          <w:szCs w:val="24"/>
-          <w:lang w:bidi="fa-IR"/>
-        </w:rPr>
-        <w:t xml:space="preserve"> </w:t>
-      </w:r>
-      <w:r>
-        <w:rPr>
-          <w:rFonts w:cs="B Zar"/>
-          <w:sz w:val="24"/>
-          <w:szCs w:val="24"/>
-          <w:lang w:bidi="fa-IR"/>
-        </w:rPr>
-        <w:t>}_{</w:t>
-      </w:r>
-      <w:r>
-        <w:rPr>
-          <w:rFonts w:cs="B Zar"/>
-          <w:sz w:val="24"/>
-          <w:szCs w:val="24"/>
-          <w:lang w:bidi="fa-IR"/>
-        </w:rPr>
-        <w:t xml:space="preserve"> TimeFrame </w:t>
-      </w:r>
-      <w:r>
-        <w:rPr>
-          <w:rFonts w:cs="B Zar"/>
-          <w:sz w:val="24"/>
-          <w:szCs w:val="24"/>
-          <w:lang w:bidi="fa-IR"/>
-        </w:rPr>
-        <w:t>}_{</w:t>
-      </w:r>
-      <w:r>
-        <w:rPr>
-          <w:rFonts w:cs="B Zar"/>
-          <w:sz w:val="24"/>
-          <w:szCs w:val="24"/>
-          <w:lang w:bidi="fa-IR"/>
-        </w:rPr>
-        <w:t xml:space="preserve"> T</w:t>
-      </w:r>
-      <w:r>
-        <w:rPr>
-          <w:rFonts w:cs="B Zar"/>
-          <w:sz w:val="24"/>
-          <w:szCs w:val="24"/>
-          <w:lang w:bidi="fa-IR"/>
-        </w:rPr>
-        <w:t>imestamp</w:t>
-      </w:r>
-      <w:r>
-        <w:rPr>
-          <w:rFonts w:cs="B Zar"/>
-          <w:sz w:val="24"/>
-          <w:szCs w:val="24"/>
-          <w:lang w:bidi="fa-IR"/>
-        </w:rPr>
-        <w:t xml:space="preserve"> </w:t>
-      </w:r>
-      <w:r>
-        <w:rPr>
-          <w:rFonts w:cs="B Zar"/>
-          <w:sz w:val="24"/>
-          <w:szCs w:val="24"/>
-          <w:lang w:bidi="fa-IR"/>
-        </w:rPr>
         <w:t>}</w:t>
       </w:r>
       <w:r>
@@ -4777,6 +4928,198 @@
         </w:rPr>
         <w:t>.xlsx</w:t>
       </w:r>
+    </w:p>
+    <w:p>
+      <w:pPr>
+        <w:bidi/>
+        <w:jc w:val="both"/>
+        <w:rPr>
+          <w:rFonts w:cs="B Zar"/>
+          <w:sz w:val="24"/>
+          <w:szCs w:val="24"/>
+          <w:lang w:bidi="fa-IR"/>
+        </w:rPr>
+      </w:pPr>
+    </w:p>
+    <w:p>
+      <w:pPr>
+        <w:pStyle w:val="ListParagraph"/>
+        <w:numPr>
+          <w:ilvl w:val="0"/>
+          <w:numId w:val="19"/>
+        </w:numPr>
+        <w:bidi/>
+        <w:jc w:val="both"/>
+        <w:rPr>
+          <w:rFonts w:cs="B Zar"/>
+          <w:sz w:val="24"/>
+          <w:szCs w:val="24"/>
+          <w:lang w:bidi="fa-IR"/>
+        </w:rPr>
+      </w:pPr>
+      <w:r>
+        <w:rPr>
+          <w:rFonts w:cs="B Zar"/>
+          <w:sz w:val="24"/>
+          <w:szCs w:val="24"/>
+          <w:lang w:bidi="fa-IR"/>
+        </w:rPr>
+        <w:t>V1.</w:t>
+      </w:r>
+      <w:r>
+        <w:rPr>
+          <w:rFonts w:cs="B Zar"/>
+          <w:sz w:val="24"/>
+          <w:szCs w:val="24"/>
+          <w:lang w:bidi="fa-IR"/>
+        </w:rPr>
+        <w:t>1</w:t>
+      </w:r>
+      <w:r>
+        <w:rPr>
+          <w:rFonts w:cs="B Zar"/>
+          <w:sz w:val="24"/>
+          <w:szCs w:val="24"/>
+          <w:lang w:bidi="fa-IR"/>
+        </w:rPr>
+        <w:t>.</w:t>
+      </w:r>
+      <w:r>
+        <w:rPr>
+          <w:rFonts w:cs="B Zar"/>
+          <w:sz w:val="24"/>
+          <w:szCs w:val="24"/>
+          <w:lang w:bidi="fa-IR"/>
+        </w:rPr>
+        <w:t>1</w:t>
+      </w:r>
+      <w:r>
+        <w:rPr>
+          <w:rFonts w:cs="B Zar" w:hint="cs"/>
+          <w:sz w:val="24"/>
+          <w:szCs w:val="24"/>
+          <w:rtl/>
+          <w:lang w:bidi="fa-IR"/>
+        </w:rPr>
+        <w:t xml:space="preserve"> (ظریف)</w:t>
+      </w:r>
+      <w:r>
+        <w:rPr>
+          <w:rFonts w:cs="B Zar" w:hint="cs"/>
+          <w:sz w:val="24"/>
+          <w:szCs w:val="24"/>
+          <w:rtl/>
+          <w:lang w:bidi="fa-IR"/>
+        </w:rPr>
+        <w:t>:</w:t>
+      </w:r>
+    </w:p>
+    <w:p>
+      <w:pPr>
+        <w:pStyle w:val="ListParagraph"/>
+        <w:numPr>
+          <w:ilvl w:val="1"/>
+          <w:numId w:val="19"/>
+        </w:numPr>
+        <w:bidi/>
+        <w:jc w:val="both"/>
+        <w:rPr>
+          <w:rFonts w:cs="B Zar"/>
+          <w:sz w:val="24"/>
+          <w:szCs w:val="24"/>
+          <w:lang w:bidi="fa-IR"/>
+        </w:rPr>
+      </w:pPr>
+      <w:r>
+        <w:rPr>
+          <w:rFonts w:cs="B Zar" w:hint="cs"/>
+          <w:sz w:val="24"/>
+          <w:szCs w:val="24"/>
+          <w:rtl/>
+          <w:lang w:bidi="fa-IR"/>
+        </w:rPr>
+        <w:t xml:space="preserve">ذخیره فایل </w:t>
+      </w:r>
+      <w:r>
+        <w:rPr>
+          <w:rFonts w:cs="B Zar"/>
+          <w:sz w:val="24"/>
+          <w:szCs w:val="24"/>
+          <w:lang w:bidi="fa-IR"/>
+        </w:rPr>
+        <w:t>.set</w:t>
+      </w:r>
+      <w:r>
+        <w:rPr>
+          <w:rFonts w:cs="B Zar" w:hint="cs"/>
+          <w:sz w:val="24"/>
+          <w:szCs w:val="24"/>
+          <w:rtl/>
+          <w:lang w:bidi="fa-IR"/>
+        </w:rPr>
+        <w:t xml:space="preserve"> در کنار فایل </w:t>
+      </w:r>
+      <w:r>
+        <w:rPr>
+          <w:rFonts w:cs="B Zar"/>
+          <w:sz w:val="24"/>
+          <w:szCs w:val="24"/>
+          <w:lang w:bidi="fa-IR"/>
+        </w:rPr>
+        <w:t>.</w:t>
+      </w:r>
+      <w:proofErr w:type="spellStart"/>
+      <w:r>
+        <w:rPr>
+          <w:rFonts w:cs="B Zar"/>
+          <w:sz w:val="24"/>
+          <w:szCs w:val="24"/>
+          <w:lang w:bidi="fa-IR"/>
+        </w:rPr>
+        <w:t>ini</w:t>
+      </w:r>
+      <w:proofErr w:type="spellEnd"/>
+      <w:r>
+        <w:rPr>
+          <w:rFonts w:cs="B Zar" w:hint="cs"/>
+          <w:sz w:val="24"/>
+          <w:szCs w:val="24"/>
+          <w:rtl/>
+          <w:lang w:bidi="fa-IR"/>
+        </w:rPr>
+        <w:t xml:space="preserve"> با همان نام در پوشه </w:t>
+      </w:r>
+      <w:r>
+        <w:rPr>
+          <w:rFonts w:cs="B Zar"/>
+          <w:sz w:val="24"/>
+          <w:szCs w:val="24"/>
+          <w:lang w:bidi="fa-IR"/>
+        </w:rPr>
+        <w:t>configs</w:t>
+      </w:r>
+      <w:r>
+        <w:rPr>
+          <w:rFonts w:cs="B Zar" w:hint="cs"/>
+          <w:sz w:val="24"/>
+          <w:szCs w:val="24"/>
+          <w:rtl/>
+          <w:lang w:bidi="fa-IR"/>
+        </w:rPr>
+        <w:t>.</w:t>
+      </w:r>
+    </w:p>
+    <w:p>
+      <w:pPr>
+        <w:bidi/>
+        <w:jc w:val="both"/>
+        <w:rPr>
+          <w:rFonts w:cs="B Zar"/>
+          <w:sz w:val="24"/>
+          <w:szCs w:val="24"/>
+          <w:lang w:bidi="fa-IR"/>
+        </w:rPr>
+      </w:pPr>
     </w:p>
     <w:p>
       <w:pPr>
@@ -7558,7 +7901,7 @@
   <w:style w:type="paragraph" w:default="1" w:styleId="Normal">
     <w:name w:val="Normal"/>
     <w:qFormat/>
-    <w:rsid w:val="00E37F34"/>
+    <w:rsid w:val="00E86F7A"/>
   </w:style>
   <w:style w:type="paragraph" w:styleId="Heading1">
     <w:name w:val="heading 1"/>

--- a/document/Readme.docx
+++ b/document/Readme.docx
@@ -5123,6 +5123,107 @@
     </w:p>
     <w:p>
       <w:pPr>
+        <w:pStyle w:val="ListParagraph"/>
+        <w:numPr>
+          <w:ilvl w:val="0"/>
+          <w:numId w:val="19"/>
+        </w:numPr>
+        <w:bidi/>
+        <w:jc w:val="both"/>
+        <w:rPr>
+          <w:rFonts w:cs="B Zar"/>
+          <w:sz w:val="24"/>
+          <w:szCs w:val="24"/>
+          <w:lang w:bidi="fa-IR"/>
+        </w:rPr>
+      </w:pPr>
+      <w:r>
+        <w:rPr>
+          <w:rFonts w:cs="B Zar"/>
+          <w:sz w:val="24"/>
+          <w:szCs w:val="24"/>
+          <w:lang w:bidi="fa-IR"/>
+        </w:rPr>
+        <w:t>V1.</w:t>
+      </w:r>
+      <w:r>
+        <w:rPr>
+          <w:rFonts w:cs="B Zar"/>
+          <w:sz w:val="24"/>
+          <w:szCs w:val="24"/>
+          <w:lang w:bidi="fa-IR"/>
+        </w:rPr>
+        <w:t>1</w:t>
+      </w:r>
+      <w:r>
+        <w:rPr>
+          <w:rFonts w:cs="B Zar"/>
+          <w:sz w:val="24"/>
+          <w:szCs w:val="24"/>
+          <w:lang w:bidi="fa-IR"/>
+        </w:rPr>
+        <w:t>.</w:t>
+      </w:r>
+      <w:r>
+        <w:rPr>
+          <w:rFonts w:cs="B Zar"/>
+          <w:sz w:val="24"/>
+          <w:szCs w:val="24"/>
+          <w:lang w:bidi="fa-IR"/>
+        </w:rPr>
+        <w:t>2</w:t>
+      </w:r>
+      <w:r>
+        <w:rPr>
+          <w:rFonts w:cs="B Zar" w:hint="cs"/>
+          <w:sz w:val="24"/>
+          <w:szCs w:val="24"/>
+          <w:rtl/>
+          <w:lang w:bidi="fa-IR"/>
+        </w:rPr>
+        <w:t xml:space="preserve"> (ظریف)</w:t>
+      </w:r>
+      <w:r>
+        <w:rPr>
+          <w:rFonts w:cs="B Zar" w:hint="cs"/>
+          <w:sz w:val="24"/>
+          <w:szCs w:val="24"/>
+          <w:rtl/>
+          <w:lang w:bidi="fa-IR"/>
+        </w:rPr>
+        <w:t>:</w:t>
+      </w:r>
+    </w:p>
+    <w:p>
+      <w:pPr>
+        <w:pStyle w:val="ListParagraph"/>
+        <w:numPr>
+          <w:ilvl w:val="1"/>
+          <w:numId w:val="19"/>
+        </w:numPr>
+        <w:bidi/>
+        <w:jc w:val="both"/>
+        <w:rPr>
+          <w:rFonts w:cs="B Zar"/>
+          <w:sz w:val="24"/>
+          <w:szCs w:val="24"/>
+          <w:lang w:bidi="fa-IR"/>
+        </w:rPr>
+      </w:pPr>
+      <w:r>
+        <w:rPr>
+          <w:rFonts w:cs="B Zar" w:hint="cs"/>
+          <w:sz w:val="24"/>
+          <w:szCs w:val="24"/>
+          <w:rtl/>
+          <w:lang w:bidi="fa-IR"/>
+        </w:rPr>
+        <w:t>رفع خطا در ساخت فایل اکسل در برخی سیستم ها.</w:t>
+      </w:r>
+    </w:p>
+    <w:p>
+      <w:pPr>
+        <w:bidi/>
         <w:jc w:val="both"/>
         <w:rPr>
           <w:rFonts w:cs="B Zar"/>
